--- a/templates/ICICI/RM_ICICI_1B_1L.docx
+++ b/templates/ICICI/RM_ICICI_1B_1L.docx
@@ -6,78 +6,87 @@
       <w:pPr>
         <w:pStyle w:val="Standard"/>
         <w:rPr>
-          <w:sz w:val="24"/>
-          <w:szCs w:val="24"/>
-        </w:rPr>
-      </w:pPr>
-    </w:p>
-    <w:p>
-      <w:pPr>
-        <w:pStyle w:val="Standard"/>
-        <w:rPr>
-          <w:sz w:val="24"/>
-          <w:szCs w:val="24"/>
-        </w:rPr>
-      </w:pPr>
-    </w:p>
-    <w:p>
-      <w:pPr>
-        <w:pStyle w:val="Standard"/>
-        <w:rPr>
-          <w:sz w:val="24"/>
-          <w:szCs w:val="24"/>
-        </w:rPr>
-      </w:pPr>
-    </w:p>
-    <w:p>
-      <w:pPr>
-        <w:pStyle w:val="Standard"/>
-        <w:rPr>
-          <w:sz w:val="24"/>
-          <w:szCs w:val="24"/>
-        </w:rPr>
-      </w:pPr>
-    </w:p>
-    <w:p>
-      <w:pPr>
-        <w:pStyle w:val="Standard"/>
-        <w:rPr>
-          <w:sz w:val="24"/>
-          <w:szCs w:val="24"/>
-        </w:rPr>
-      </w:pPr>
-    </w:p>
-    <w:p>
-      <w:pPr>
-        <w:pStyle w:val="Standard"/>
-        <w:rPr>
-          <w:sz w:val="24"/>
-          <w:szCs w:val="24"/>
-        </w:rPr>
-      </w:pPr>
-    </w:p>
-    <w:p>
-      <w:pPr>
-        <w:pStyle w:val="Standard"/>
-        <w:rPr>
-          <w:sz w:val="24"/>
-          <w:szCs w:val="24"/>
-        </w:rPr>
-      </w:pPr>
-    </w:p>
-    <w:p>
-      <w:pPr>
-        <w:pStyle w:val="Standard"/>
-        <w:rPr>
-          <w:sz w:val="24"/>
-          <w:szCs w:val="24"/>
-        </w:rPr>
-      </w:pPr>
-    </w:p>
-    <w:p>
-      <w:pPr>
-        <w:pStyle w:val="Standard"/>
-        <w:rPr>
+          <w:rFonts w:ascii="Cambria" w:hAnsi="Cambria"/>
+          <w:sz w:val="24"/>
+          <w:szCs w:val="24"/>
+        </w:rPr>
+      </w:pPr>
+    </w:p>
+    <w:p>
+      <w:pPr>
+        <w:pStyle w:val="Standard"/>
+        <w:rPr>
+          <w:rFonts w:ascii="Cambria" w:hAnsi="Cambria"/>
+          <w:sz w:val="24"/>
+          <w:szCs w:val="24"/>
+        </w:rPr>
+      </w:pPr>
+    </w:p>
+    <w:p>
+      <w:pPr>
+        <w:pStyle w:val="Standard"/>
+        <w:rPr>
+          <w:rFonts w:ascii="Cambria" w:hAnsi="Cambria"/>
+          <w:sz w:val="24"/>
+          <w:szCs w:val="24"/>
+        </w:rPr>
+      </w:pPr>
+    </w:p>
+    <w:p>
+      <w:pPr>
+        <w:pStyle w:val="Standard"/>
+        <w:rPr>
+          <w:rFonts w:ascii="Cambria" w:hAnsi="Cambria"/>
+          <w:sz w:val="24"/>
+          <w:szCs w:val="24"/>
+        </w:rPr>
+      </w:pPr>
+    </w:p>
+    <w:p>
+      <w:pPr>
+        <w:pStyle w:val="Standard"/>
+        <w:rPr>
+          <w:rFonts w:ascii="Cambria" w:hAnsi="Cambria"/>
+          <w:sz w:val="24"/>
+          <w:szCs w:val="24"/>
+        </w:rPr>
+      </w:pPr>
+    </w:p>
+    <w:p>
+      <w:pPr>
+        <w:pStyle w:val="Standard"/>
+        <w:rPr>
+          <w:rFonts w:ascii="Cambria" w:hAnsi="Cambria"/>
+          <w:sz w:val="24"/>
+          <w:szCs w:val="24"/>
+        </w:rPr>
+      </w:pPr>
+    </w:p>
+    <w:p>
+      <w:pPr>
+        <w:pStyle w:val="Standard"/>
+        <w:rPr>
+          <w:rFonts w:ascii="Cambria" w:hAnsi="Cambria"/>
+          <w:sz w:val="24"/>
+          <w:szCs w:val="24"/>
+        </w:rPr>
+      </w:pPr>
+    </w:p>
+    <w:p>
+      <w:pPr>
+        <w:pStyle w:val="Standard"/>
+        <w:rPr>
+          <w:rFonts w:ascii="Cambria" w:hAnsi="Cambria"/>
+          <w:sz w:val="24"/>
+          <w:szCs w:val="24"/>
+        </w:rPr>
+      </w:pPr>
+    </w:p>
+    <w:p>
+      <w:pPr>
+        <w:pStyle w:val="Standard"/>
+        <w:rPr>
+          <w:rFonts w:ascii="Cambria" w:hAnsi="Cambria"/>
           <w:sz w:val="24"/>
           <w:szCs w:val="24"/>
         </w:rPr>
@@ -88,6 +97,7 @@
         <w:pStyle w:val="Standard"/>
         <w:jc w:val="center"/>
         <w:rPr>
+          <w:rFonts w:ascii="Cambria" w:hAnsi="Cambria"/>
           <w:b/>
           <w:sz w:val="24"/>
           <w:szCs w:val="24"/>
@@ -96,6 +106,7 @@
       </w:pPr>
       <w:r>
         <w:rPr>
+          <w:rFonts w:ascii="Cambria" w:hAnsi="Cambria"/>
           <w:b/>
           <w:sz w:val="24"/>
           <w:szCs w:val="24"/>
@@ -109,6 +120,7 @@
         <w:pStyle w:val="Standard"/>
         <w:jc w:val="center"/>
         <w:rPr>
+          <w:rFonts w:ascii="Cambria" w:hAnsi="Cambria"/>
           <w:sz w:val="24"/>
           <w:szCs w:val="24"/>
         </w:rPr>
@@ -120,12 +132,14 @@
         <w:spacing w:after="0"/>
         <w:jc w:val="both"/>
         <w:rPr>
-          <w:sz w:val="24"/>
-          <w:szCs w:val="24"/>
-        </w:rPr>
-      </w:pPr>
-      <w:r>
-        <w:rPr>
+          <w:rFonts w:ascii="Cambria" w:hAnsi="Cambria"/>
+          <w:sz w:val="24"/>
+          <w:szCs w:val="24"/>
+        </w:rPr>
+      </w:pPr>
+      <w:r>
+        <w:rPr>
+          <w:rFonts w:ascii="Cambria" w:hAnsi="Cambria"/>
           <w:b/>
           <w:sz w:val="24"/>
           <w:szCs w:val="24"/>
@@ -134,6 +148,7 @@
       </w:r>
       <w:r>
         <w:rPr>
+          <w:rFonts w:ascii="Cambria" w:hAnsi="Cambria"/>
           <w:b/>
           <w:sz w:val="24"/>
           <w:szCs w:val="24"/>
@@ -142,6 +157,7 @@
       </w:r>
       <w:r>
         <w:rPr>
+          <w:rFonts w:ascii="Cambria" w:hAnsi="Cambria"/>
           <w:b/>
           <w:sz w:val="24"/>
           <w:szCs w:val="24"/>
@@ -150,6 +166,7 @@
       </w:r>
       <w:r>
         <w:rPr>
+          <w:rFonts w:ascii="Cambria" w:hAnsi="Cambria"/>
           <w:b/>
           <w:sz w:val="24"/>
           <w:szCs w:val="24"/>
@@ -158,6 +175,7 @@
       </w:r>
       <w:r>
         <w:rPr>
+          <w:rFonts w:ascii="Cambria" w:hAnsi="Cambria"/>
           <w:b/>
           <w:sz w:val="24"/>
           <w:szCs w:val="24"/>
@@ -166,6 +184,7 @@
       </w:r>
       <w:r>
         <w:rPr>
+          <w:rFonts w:ascii="Cambria" w:hAnsi="Cambria"/>
           <w:b/>
           <w:sz w:val="24"/>
           <w:szCs w:val="24"/>
@@ -174,6 +193,7 @@
       </w:r>
       <w:r>
         <w:rPr>
+          <w:rFonts w:ascii="Cambria" w:hAnsi="Cambria"/>
           <w:b/>
           <w:sz w:val="24"/>
           <w:szCs w:val="24"/>
@@ -182,6 +202,7 @@
       </w:r>
       <w:r>
         <w:rPr>
+          <w:rFonts w:ascii="Cambria" w:hAnsi="Cambria"/>
           <w:b/>
           <w:sz w:val="24"/>
           <w:szCs w:val="24"/>
@@ -191,6 +212,7 @@
       </w:r>
       <w:r>
         <w:rPr>
+          <w:rFonts w:ascii="Cambria" w:hAnsi="Cambria"/>
           <w:b/>
           <w:sz w:val="24"/>
           <w:szCs w:val="24"/>
@@ -200,6 +222,7 @@
       <w:proofErr w:type="gramStart"/>
       <w:r>
         <w:rPr>
+          <w:rFonts w:ascii="Cambria" w:hAnsi="Cambria"/>
           <w:b/>
           <w:sz w:val="24"/>
           <w:szCs w:val="24"/>
@@ -209,6 +232,7 @@
       <w:proofErr w:type="gramEnd"/>
       <w:r>
         <w:rPr>
+          <w:rFonts w:ascii="Cambria" w:hAnsi="Cambria"/>
           <w:b/>
           <w:sz w:val="24"/>
           <w:szCs w:val="24"/>
@@ -217,6 +241,7 @@
       </w:r>
       <w:r>
         <w:rPr>
+          <w:rFonts w:ascii="Cambria" w:hAnsi="Cambria"/>
           <w:b/>
           <w:sz w:val="24"/>
           <w:szCs w:val="24"/>
@@ -230,13 +255,15 @@
         <w:spacing w:after="0"/>
         <w:jc w:val="both"/>
         <w:rPr>
-          <w:b/>
-          <w:sz w:val="24"/>
-          <w:szCs w:val="24"/>
-        </w:rPr>
-      </w:pPr>
-      <w:r>
-        <w:rPr>
+          <w:rFonts w:ascii="Cambria" w:hAnsi="Cambria"/>
+          <w:b/>
+          <w:sz w:val="24"/>
+          <w:szCs w:val="24"/>
+        </w:rPr>
+      </w:pPr>
+      <w:r>
+        <w:rPr>
+          <w:rFonts w:ascii="Cambria" w:hAnsi="Cambria"/>
           <w:b/>
           <w:sz w:val="24"/>
           <w:szCs w:val="24"/>
@@ -245,6 +272,7 @@
       </w:r>
       <w:r>
         <w:rPr>
+          <w:rFonts w:ascii="Cambria" w:hAnsi="Cambria"/>
           <w:b/>
           <w:sz w:val="24"/>
           <w:szCs w:val="24"/>
@@ -253,6 +281,7 @@
       </w:r>
       <w:r>
         <w:rPr>
+          <w:rFonts w:ascii="Cambria" w:hAnsi="Cambria"/>
           <w:b/>
           <w:sz w:val="24"/>
           <w:szCs w:val="24"/>
@@ -261,6 +290,7 @@
       </w:r>
       <w:r>
         <w:rPr>
+          <w:rFonts w:ascii="Cambria" w:hAnsi="Cambria"/>
           <w:b/>
           <w:sz w:val="24"/>
           <w:szCs w:val="24"/>
@@ -269,6 +299,7 @@
       </w:r>
       <w:r>
         <w:rPr>
+          <w:rFonts w:ascii="Cambria" w:hAnsi="Cambria"/>
           <w:b/>
           <w:sz w:val="24"/>
           <w:szCs w:val="24"/>
@@ -277,6 +308,7 @@
       </w:r>
       <w:r>
         <w:rPr>
+          <w:rFonts w:ascii="Cambria" w:hAnsi="Cambria"/>
           <w:b/>
           <w:sz w:val="24"/>
           <w:szCs w:val="24"/>
@@ -285,6 +317,7 @@
       </w:r>
       <w:r>
         <w:rPr>
+          <w:rFonts w:ascii="Cambria" w:hAnsi="Cambria"/>
           <w:b/>
           <w:sz w:val="24"/>
           <w:szCs w:val="24"/>
@@ -293,6 +326,7 @@
       </w:r>
       <w:r>
         <w:rPr>
+          <w:rFonts w:ascii="Cambria" w:hAnsi="Cambria"/>
           <w:b/>
           <w:sz w:val="24"/>
           <w:szCs w:val="24"/>
@@ -301,6 +335,7 @@
       </w:r>
       <w:r>
         <w:rPr>
+          <w:rFonts w:ascii="Cambria" w:hAnsi="Cambria"/>
           <w:b/>
           <w:sz w:val="24"/>
           <w:szCs w:val="24"/>
@@ -310,6 +345,7 @@
       <w:proofErr w:type="gramStart"/>
       <w:r>
         <w:rPr>
+          <w:rFonts w:ascii="Cambria" w:hAnsi="Cambria"/>
           <w:b/>
           <w:sz w:val="24"/>
           <w:szCs w:val="24"/>
@@ -319,6 +355,7 @@
       <w:proofErr w:type="gramEnd"/>
       <w:r>
         <w:rPr>
+          <w:rFonts w:ascii="Cambria" w:hAnsi="Cambria"/>
           <w:b/>
           <w:sz w:val="24"/>
           <w:szCs w:val="24"/>
@@ -332,32 +369,36 @@
         <w:spacing w:after="0"/>
         <w:jc w:val="both"/>
         <w:rPr>
-          <w:sz w:val="24"/>
-          <w:szCs w:val="24"/>
-        </w:rPr>
-      </w:pPr>
-    </w:p>
-    <w:p>
-      <w:pPr>
-        <w:pStyle w:val="Standard"/>
-        <w:jc w:val="both"/>
-        <w:rPr>
-          <w:sz w:val="24"/>
-          <w:szCs w:val="24"/>
-        </w:rPr>
-      </w:pPr>
-    </w:p>
-    <w:p>
-      <w:pPr>
-        <w:pStyle w:val="Standard"/>
-        <w:jc w:val="both"/>
-        <w:rPr>
-          <w:sz w:val="24"/>
-          <w:szCs w:val="24"/>
-        </w:rPr>
-      </w:pPr>
-      <w:r>
-        <w:rPr>
+          <w:rFonts w:ascii="Cambria" w:hAnsi="Cambria"/>
+          <w:sz w:val="24"/>
+          <w:szCs w:val="24"/>
+        </w:rPr>
+      </w:pPr>
+    </w:p>
+    <w:p>
+      <w:pPr>
+        <w:pStyle w:val="Standard"/>
+        <w:jc w:val="both"/>
+        <w:rPr>
+          <w:rFonts w:ascii="Cambria" w:hAnsi="Cambria"/>
+          <w:sz w:val="24"/>
+          <w:szCs w:val="24"/>
+        </w:rPr>
+      </w:pPr>
+    </w:p>
+    <w:p>
+      <w:pPr>
+        <w:pStyle w:val="Standard"/>
+        <w:jc w:val="both"/>
+        <w:rPr>
+          <w:rFonts w:ascii="Cambria" w:hAnsi="Cambria"/>
+          <w:sz w:val="24"/>
+          <w:szCs w:val="24"/>
+        </w:rPr>
+      </w:pPr>
+      <w:r>
+        <w:rPr>
+          <w:rFonts w:ascii="Cambria" w:hAnsi="Cambria"/>
           <w:sz w:val="24"/>
           <w:szCs w:val="24"/>
         </w:rPr>
@@ -365,6 +406,7 @@
       </w:r>
       <w:r>
         <w:rPr>
+          <w:rFonts w:ascii="Cambria" w:hAnsi="Cambria"/>
           <w:sz w:val="24"/>
           <w:szCs w:val="24"/>
         </w:rPr>
@@ -372,6 +414,7 @@
       </w:r>
       <w:r>
         <w:rPr>
+          <w:rFonts w:ascii="Cambria" w:hAnsi="Cambria"/>
           <w:sz w:val="24"/>
           <w:szCs w:val="24"/>
         </w:rPr>
@@ -379,6 +422,7 @@
       </w:r>
       <w:r>
         <w:rPr>
+          <w:rFonts w:ascii="Cambria" w:hAnsi="Cambria"/>
           <w:sz w:val="24"/>
           <w:szCs w:val="24"/>
         </w:rPr>
@@ -386,6 +430,7 @@
       </w:r>
       <w:r>
         <w:rPr>
+          <w:rFonts w:ascii="Cambria" w:hAnsi="Cambria"/>
           <w:sz w:val="24"/>
           <w:szCs w:val="24"/>
         </w:rPr>
@@ -402,13 +447,14 @@
         <w:ind w:left="360"/>
         <w:jc w:val="both"/>
         <w:rPr>
-          <w:sz w:val="24"/>
-          <w:szCs w:val="24"/>
-        </w:rPr>
-      </w:pPr>
-      <w:r>
-        <w:rPr>
-          <w:rFonts w:asciiTheme="minorHAnsi" w:hAnsiTheme="minorHAnsi" w:cstheme="minorHAnsi"/>
+          <w:rFonts w:ascii="Cambria" w:hAnsi="Cambria"/>
+          <w:sz w:val="24"/>
+          <w:szCs w:val="24"/>
+        </w:rPr>
+      </w:pPr>
+      <w:r>
+        <w:rPr>
+          <w:rFonts w:ascii="Cambria" w:hAnsi="Cambria" w:cstheme="minorHAnsi"/>
           <w:b/>
           <w:sz w:val="24"/>
           <w:szCs w:val="24"/>
@@ -418,7 +464,7 @@
       <w:proofErr w:type="spellStart"/>
       <w:r>
         <w:rPr>
-          <w:rFonts w:asciiTheme="minorHAnsi" w:hAnsiTheme="minorHAnsi" w:cstheme="minorHAnsi"/>
+          <w:rFonts w:ascii="Cambria" w:hAnsi="Cambria" w:cstheme="minorHAnsi"/>
           <w:b/>
           <w:sz w:val="24"/>
           <w:szCs w:val="24"/>
@@ -428,7 +474,7 @@
       <w:proofErr w:type="spellEnd"/>
       <w:r>
         <w:rPr>
-          <w:rFonts w:asciiTheme="minorHAnsi" w:hAnsiTheme="minorHAnsi" w:cstheme="minorHAnsi"/>
+          <w:rFonts w:ascii="Cambria" w:hAnsi="Cambria" w:cstheme="minorHAnsi"/>
           <w:b/>
           <w:sz w:val="24"/>
           <w:szCs w:val="24"/>
@@ -437,7 +483,7 @@
       </w:r>
       <w:r>
         <w:rPr>
-          <w:rFonts w:asciiTheme="minorHAnsi" w:hAnsiTheme="minorHAnsi" w:cstheme="minorHAnsi"/>
+          <w:rFonts w:ascii="Cambria" w:hAnsi="Cambria" w:cstheme="minorHAnsi"/>
           <w:b/>
           <w:sz w:val="24"/>
           <w:szCs w:val="24"/>
@@ -447,7 +493,7 @@
       <w:proofErr w:type="spellStart"/>
       <w:r>
         <w:rPr>
-          <w:rFonts w:asciiTheme="minorHAnsi" w:hAnsiTheme="minorHAnsi" w:cstheme="minorHAnsi"/>
+          <w:rFonts w:ascii="Cambria" w:hAnsi="Cambria" w:cstheme="minorHAnsi"/>
           <w:b/>
           <w:sz w:val="24"/>
           <w:szCs w:val="24"/>
@@ -457,7 +503,7 @@
       <w:proofErr w:type="spellEnd"/>
       <w:r>
         <w:rPr>
-          <w:rFonts w:asciiTheme="minorHAnsi" w:hAnsiTheme="minorHAnsi" w:cstheme="minorHAnsi"/>
+          <w:rFonts w:ascii="Cambria" w:hAnsi="Cambria" w:cstheme="minorHAnsi"/>
           <w:b/>
           <w:sz w:val="24"/>
           <w:szCs w:val="24"/>
@@ -466,7 +512,7 @@
       </w:r>
       <w:r>
         <w:rPr>
-          <w:rFonts w:asciiTheme="minorHAnsi" w:hAnsiTheme="minorHAnsi" w:cstheme="minorHAnsi"/>
+          <w:rFonts w:ascii="Cambria" w:hAnsi="Cambria" w:cstheme="minorHAnsi"/>
           <w:b/>
           <w:sz w:val="24"/>
           <w:szCs w:val="24"/>
@@ -476,7 +522,7 @@
       <w:proofErr w:type="spellStart"/>
       <w:r>
         <w:rPr>
-          <w:rFonts w:asciiTheme="minorHAnsi" w:hAnsiTheme="minorHAnsi" w:cstheme="minorHAnsi"/>
+          <w:rFonts w:ascii="Cambria" w:hAnsi="Cambria" w:cstheme="minorHAnsi"/>
           <w:b/>
           <w:sz w:val="24"/>
           <w:szCs w:val="24"/>
@@ -486,7 +532,7 @@
       <w:proofErr w:type="spellEnd"/>
       <w:r>
         <w:rPr>
-          <w:rFonts w:asciiTheme="minorHAnsi" w:hAnsiTheme="minorHAnsi" w:cstheme="minorHAnsi"/>
+          <w:rFonts w:ascii="Cambria" w:hAnsi="Cambria" w:cstheme="minorHAnsi"/>
           <w:b/>
           <w:sz w:val="24"/>
           <w:szCs w:val="24"/>
@@ -495,7 +541,7 @@
       </w:r>
       <w:r>
         <w:rPr>
-          <w:rFonts w:asciiTheme="minorHAnsi" w:hAnsiTheme="minorHAnsi" w:cstheme="minorHAnsi"/>
+          <w:rFonts w:ascii="Cambria" w:hAnsi="Cambria" w:cstheme="minorHAnsi"/>
           <w:b/>
           <w:sz w:val="24"/>
           <w:szCs w:val="24"/>
@@ -506,7 +552,7 @@
       <w:proofErr w:type="gramStart"/>
       <w:r>
         <w:rPr>
-          <w:rFonts w:asciiTheme="minorHAnsi" w:hAnsiTheme="minorHAnsi" w:cstheme="minorHAnsi"/>
+          <w:rFonts w:ascii="Cambria" w:hAnsi="Cambria" w:cstheme="minorHAnsi"/>
           <w:b/>
           <w:sz w:val="24"/>
           <w:szCs w:val="24"/>
@@ -516,7 +562,7 @@
       <w:proofErr w:type="spellEnd"/>
       <w:r>
         <w:rPr>
-          <w:rFonts w:asciiTheme="minorHAnsi" w:hAnsiTheme="minorHAnsi" w:cstheme="minorHAnsi"/>
+          <w:rFonts w:ascii="Cambria" w:hAnsi="Cambria" w:cstheme="minorHAnsi"/>
           <w:b/>
           <w:sz w:val="24"/>
           <w:szCs w:val="24"/>
@@ -526,7 +572,7 @@
       <w:proofErr w:type="gramEnd"/>
       <w:r>
         <w:rPr>
-          <w:rFonts w:asciiTheme="minorHAnsi" w:hAnsiTheme="minorHAnsi" w:cstheme="minorHAnsi"/>
+          <w:rFonts w:ascii="Cambria" w:hAnsi="Cambria" w:cstheme="minorHAnsi"/>
           <w:b/>
           <w:sz w:val="24"/>
           <w:szCs w:val="24"/>
@@ -536,7 +582,7 @@
       <w:proofErr w:type="spellStart"/>
       <w:r>
         <w:rPr>
-          <w:rFonts w:asciiTheme="minorHAnsi" w:hAnsiTheme="minorHAnsi" w:cstheme="minorHAnsi"/>
+          <w:rFonts w:ascii="Cambria" w:hAnsi="Cambria" w:cstheme="minorHAnsi"/>
           <w:b/>
           <w:sz w:val="24"/>
           <w:szCs w:val="24"/>
@@ -546,7 +592,7 @@
       <w:proofErr w:type="spellEnd"/>
       <w:r>
         <w:rPr>
-          <w:rFonts w:asciiTheme="minorHAnsi" w:hAnsiTheme="minorHAnsi" w:cstheme="minorHAnsi"/>
+          <w:rFonts w:ascii="Cambria" w:hAnsi="Cambria" w:cstheme="minorHAnsi"/>
           <w:b/>
           <w:sz w:val="24"/>
           <w:szCs w:val="24"/>
@@ -555,7 +601,7 @@
       </w:r>
       <w:r>
         <w:rPr>
-          <w:rFonts w:asciiTheme="minorHAnsi" w:hAnsiTheme="minorHAnsi" w:cstheme="minorHAnsi"/>
+          <w:rFonts w:ascii="Cambria" w:hAnsi="Cambria" w:cstheme="minorHAnsi"/>
           <w:b/>
           <w:sz w:val="24"/>
           <w:szCs w:val="24"/>
@@ -564,7 +610,7 @@
       </w:r>
       <w:r>
         <w:rPr>
-          <w:rFonts w:asciiTheme="minorHAnsi" w:hAnsiTheme="minorHAnsi" w:cstheme="minorHAnsi"/>
+          <w:rFonts w:ascii="Cambria" w:hAnsi="Cambria" w:cstheme="minorHAnsi"/>
           <w:b/>
           <w:sz w:val="24"/>
           <w:szCs w:val="24"/>
@@ -573,7 +619,7 @@
       </w:r>
       <w:r>
         <w:rPr>
-          <w:rFonts w:asciiTheme="minorHAnsi" w:hAnsiTheme="minorHAnsi" w:cstheme="minorHAnsi"/>
+          <w:rFonts w:ascii="Cambria" w:hAnsi="Cambria" w:cstheme="minorHAnsi"/>
           <w:b/>
           <w:sz w:val="24"/>
           <w:szCs w:val="24"/>
@@ -582,6 +628,7 @@
       </w:r>
       <w:r>
         <w:rPr>
+          <w:rFonts w:ascii="Cambria" w:hAnsi="Cambria"/>
           <w:b/>
           <w:sz w:val="24"/>
           <w:szCs w:val="24"/>
@@ -590,6 +637,7 @@
       </w:r>
       <w:r>
         <w:rPr>
+          <w:rFonts w:ascii="Cambria" w:hAnsi="Cambria"/>
           <w:b/>
           <w:sz w:val="24"/>
           <w:szCs w:val="24"/>
@@ -599,6 +647,7 @@
       <w:proofErr w:type="spellStart"/>
       <w:r>
         <w:rPr>
+          <w:rFonts w:ascii="Cambria" w:hAnsi="Cambria"/>
           <w:b/>
           <w:sz w:val="24"/>
           <w:szCs w:val="24"/>
@@ -608,6 +657,7 @@
       <w:proofErr w:type="spellEnd"/>
       <w:r>
         <w:rPr>
+          <w:rFonts w:ascii="Cambria" w:hAnsi="Cambria"/>
           <w:b/>
           <w:sz w:val="24"/>
           <w:szCs w:val="24"/>
@@ -616,6 +666,7 @@
       </w:r>
       <w:r>
         <w:rPr>
+          <w:rFonts w:ascii="Cambria" w:hAnsi="Cambria"/>
           <w:b/>
           <w:sz w:val="24"/>
           <w:szCs w:val="24"/>
@@ -624,6 +675,7 @@
       </w:r>
       <w:r>
         <w:rPr>
+          <w:rFonts w:ascii="Cambria" w:hAnsi="Cambria"/>
           <w:b/>
           <w:sz w:val="24"/>
           <w:szCs w:val="24"/>
@@ -632,6 +684,7 @@
       </w:r>
       <w:r>
         <w:rPr>
+          <w:rFonts w:ascii="Cambria" w:hAnsi="Cambria"/>
           <w:b/>
           <w:sz w:val="24"/>
           <w:szCs w:val="24"/>
@@ -640,6 +693,7 @@
       </w:r>
       <w:r>
         <w:rPr>
+          <w:rFonts w:ascii="Cambria" w:hAnsi="Cambria"/>
           <w:b/>
           <w:sz w:val="24"/>
           <w:szCs w:val="24"/>
@@ -649,6 +703,7 @@
       <w:proofErr w:type="spellStart"/>
       <w:r>
         <w:rPr>
+          <w:rFonts w:ascii="Cambria" w:hAnsi="Cambria"/>
           <w:b/>
           <w:sz w:val="24"/>
           <w:szCs w:val="24"/>
@@ -658,6 +713,7 @@
       <w:proofErr w:type="spellEnd"/>
       <w:r>
         <w:rPr>
+          <w:rFonts w:ascii="Cambria" w:hAnsi="Cambria"/>
           <w:b/>
           <w:sz w:val="24"/>
           <w:szCs w:val="24"/>
@@ -667,6 +723,7 @@
       <w:proofErr w:type="spellStart"/>
       <w:r>
         <w:rPr>
+          <w:rFonts w:ascii="Cambria" w:hAnsi="Cambria"/>
           <w:b/>
           <w:sz w:val="24"/>
           <w:szCs w:val="24"/>
@@ -676,6 +733,7 @@
       <w:proofErr w:type="spellEnd"/>
       <w:r>
         <w:rPr>
+          <w:rFonts w:ascii="Cambria" w:hAnsi="Cambria"/>
           <w:b/>
           <w:sz w:val="24"/>
           <w:szCs w:val="24"/>
@@ -684,6 +742,7 @@
       </w:r>
       <w:r>
         <w:rPr>
+          <w:rFonts w:ascii="Cambria" w:hAnsi="Cambria"/>
           <w:b/>
           <w:sz w:val="24"/>
           <w:szCs w:val="24"/>
@@ -692,6 +751,7 @@
       </w:r>
       <w:r>
         <w:rPr>
+          <w:rFonts w:ascii="Cambria" w:hAnsi="Cambria"/>
           <w:sz w:val="24"/>
           <w:szCs w:val="24"/>
         </w:rPr>
@@ -699,6 +759,7 @@
       </w:r>
       <w:r>
         <w:rPr>
+          <w:rFonts w:ascii="Cambria" w:hAnsi="Cambria"/>
           <w:sz w:val="24"/>
           <w:szCs w:val="24"/>
         </w:rPr>
@@ -706,6 +767,7 @@
       </w:r>
       <w:r>
         <w:rPr>
+          <w:rFonts w:ascii="Cambria" w:hAnsi="Cambria"/>
           <w:sz w:val="24"/>
           <w:szCs w:val="24"/>
         </w:rPr>
@@ -717,12 +779,14 @@
         <w:pStyle w:val="Standard"/>
         <w:jc w:val="center"/>
         <w:rPr>
-          <w:sz w:val="24"/>
-          <w:szCs w:val="24"/>
-        </w:rPr>
-      </w:pPr>
-      <w:r>
-        <w:rPr>
+          <w:rFonts w:ascii="Cambria" w:hAnsi="Cambria"/>
+          <w:sz w:val="24"/>
+          <w:szCs w:val="24"/>
+        </w:rPr>
+      </w:pPr>
+      <w:r>
+        <w:rPr>
+          <w:rFonts w:ascii="Cambria" w:hAnsi="Cambria"/>
           <w:b/>
           <w:sz w:val="24"/>
           <w:szCs w:val="24"/>
@@ -740,281 +804,288 @@
         <w:ind w:left="360"/>
         <w:jc w:val="both"/>
         <w:rPr>
-          <w:sz w:val="24"/>
-          <w:szCs w:val="24"/>
-        </w:rPr>
-      </w:pPr>
-      <w:r>
-        <w:rPr>
-          <w:sz w:val="24"/>
-          <w:szCs w:val="24"/>
-        </w:rPr>
-        <w:t xml:space="preserve">ICICI Home Finance Company Ltd. a company within the meaning of the companies Act 1956 and having its registered office at ICICI Bank </w:t>
+          <w:rFonts w:ascii="Cambria" w:hAnsi="Cambria"/>
+          <w:sz w:val="24"/>
+          <w:szCs w:val="24"/>
+        </w:rPr>
+      </w:pPr>
+      <w:r>
+        <w:rPr>
+          <w:rFonts w:ascii="Cambria" w:hAnsi="Cambria"/>
+          <w:sz w:val="24"/>
+          <w:szCs w:val="24"/>
+        </w:rPr>
+        <w:t>ICICI Home Finance Company Ltd. a company within the meaning of the companies Act 1956 and having its registered office at ICICI Bank Towes, Bandra Kurla Complex, Mumbai 400051 and among other having one of its branch offices at Shop No.146-149, Laxmi Complex, Subhash Marg, C-scheme, Jaipur-302001, Rajasthan through its authorized Signatory {{bsign.s}} {{bsign.n}} {{bsign.r}} {{bsign.rn}} hereinafter referred to as “the Mortgagee” which expression shall unless it be repugnant to the context or meaning thereof shall mean and include its successors and assigns) of the other part.</w:t>
       </w:r>
       <w:proofErr w:type="spellStart"/>
       <w:r>
         <w:rPr>
-          <w:sz w:val="24"/>
-          <w:szCs w:val="24"/>
-        </w:rPr>
-        <w:t>Towes</w:t>
+          <w:rFonts w:ascii="Cambria" w:hAnsi="Cambria"/>
+          <w:sz w:val="24"/>
+          <w:szCs w:val="24"/>
+        </w:rPr>
       </w:r>
       <w:proofErr w:type="spellEnd"/>
       <w:r>
         <w:rPr>
-          <w:sz w:val="24"/>
-          <w:szCs w:val="24"/>
-        </w:rPr>
-        <w:t xml:space="preserve">, </w:t>
+          <w:rFonts w:ascii="Cambria" w:hAnsi="Cambria"/>
+          <w:sz w:val="24"/>
+          <w:szCs w:val="24"/>
+        </w:rPr>
       </w:r>
       <w:proofErr w:type="spellStart"/>
       <w:r>
         <w:rPr>
-          <w:sz w:val="24"/>
-          <w:szCs w:val="24"/>
-        </w:rPr>
-        <w:t>Bandra</w:t>
+          <w:rFonts w:ascii="Cambria" w:hAnsi="Cambria"/>
+          <w:sz w:val="24"/>
+          <w:szCs w:val="24"/>
+        </w:rPr>
       </w:r>
       <w:proofErr w:type="spellEnd"/>
       <w:r>
         <w:rPr>
-          <w:sz w:val="24"/>
-          <w:szCs w:val="24"/>
-        </w:rPr>
-        <w:t xml:space="preserve"> </w:t>
+          <w:rFonts w:ascii="Cambria" w:hAnsi="Cambria"/>
+          <w:sz w:val="24"/>
+          <w:szCs w:val="24"/>
+        </w:rPr>
       </w:r>
       <w:proofErr w:type="spellStart"/>
       <w:r>
         <w:rPr>
-          <w:sz w:val="24"/>
-          <w:szCs w:val="24"/>
-        </w:rPr>
-        <w:t>Kurla</w:t>
+          <w:rFonts w:ascii="Cambria" w:hAnsi="Cambria"/>
+          <w:sz w:val="24"/>
+          <w:szCs w:val="24"/>
+        </w:rPr>
       </w:r>
       <w:proofErr w:type="spellEnd"/>
       <w:r>
         <w:rPr>
-          <w:sz w:val="24"/>
-          <w:szCs w:val="24"/>
-        </w:rPr>
-        <w:t xml:space="preserve"> Complex, Mumbai 400051 and among other having one of its branch offices at Shop No.146-149, </w:t>
+          <w:rFonts w:ascii="Cambria" w:hAnsi="Cambria"/>
+          <w:sz w:val="24"/>
+          <w:szCs w:val="24"/>
+        </w:rPr>
       </w:r>
       <w:proofErr w:type="spellStart"/>
       <w:r>
         <w:rPr>
-          <w:sz w:val="24"/>
-          <w:szCs w:val="24"/>
-        </w:rPr>
-        <w:t>Laxmi</w:t>
+          <w:rFonts w:ascii="Cambria" w:hAnsi="Cambria"/>
+          <w:sz w:val="24"/>
+          <w:szCs w:val="24"/>
+        </w:rPr>
       </w:r>
       <w:proofErr w:type="spellEnd"/>
       <w:r>
         <w:rPr>
-          <w:sz w:val="24"/>
-          <w:szCs w:val="24"/>
-        </w:rPr>
-        <w:t xml:space="preserve"> Complex, </w:t>
+          <w:rFonts w:ascii="Cambria" w:hAnsi="Cambria"/>
+          <w:sz w:val="24"/>
+          <w:szCs w:val="24"/>
+        </w:rPr>
       </w:r>
       <w:proofErr w:type="spellStart"/>
       <w:r>
         <w:rPr>
-          <w:sz w:val="24"/>
-          <w:szCs w:val="24"/>
-        </w:rPr>
-        <w:t>Subhash</w:t>
+          <w:rFonts w:ascii="Cambria" w:hAnsi="Cambria"/>
+          <w:sz w:val="24"/>
+          <w:szCs w:val="24"/>
+        </w:rPr>
       </w:r>
       <w:proofErr w:type="spellEnd"/>
       <w:r>
         <w:rPr>
-          <w:sz w:val="24"/>
-          <w:szCs w:val="24"/>
-        </w:rPr>
-        <w:t xml:space="preserve"> Marg, C-scheme, Jaipur-302001, Rajasthan through its authorized Signatory </w:t>
-      </w:r>
-      <w:r>
-        <w:rPr>
-          <w:b/>
-          <w:sz w:val="24"/>
-          <w:szCs w:val="24"/>
-        </w:rPr>
-        <w:t>{{</w:t>
+          <w:rFonts w:ascii="Cambria" w:hAnsi="Cambria"/>
+          <w:sz w:val="24"/>
+          <w:szCs w:val="24"/>
+        </w:rPr>
+      </w:r>
+      <w:r>
+        <w:rPr>
+          <w:rFonts w:ascii="Cambria" w:hAnsi="Cambria"/>
+          <w:b/>
+          <w:sz w:val="24"/>
+          <w:szCs w:val="24"/>
+        </w:rPr>
       </w:r>
       <w:proofErr w:type="spellStart"/>
       <w:r>
         <w:rPr>
-          <w:b/>
-          <w:sz w:val="24"/>
-          <w:szCs w:val="24"/>
-        </w:rPr>
-        <w:t>bs</w:t>
+          <w:rFonts w:ascii="Cambria" w:hAnsi="Cambria"/>
+          <w:b/>
+          <w:sz w:val="24"/>
+          <w:szCs w:val="24"/>
+        </w:rPr>
       </w:r>
       <w:proofErr w:type="spellEnd"/>
       <w:r>
         <w:rPr>
-          <w:b/>
-          <w:sz w:val="24"/>
-          <w:szCs w:val="24"/>
-        </w:rPr>
-        <w:t>[0].s}}</w:t>
-      </w:r>
-      <w:r>
-        <w:rPr>
-          <w:b/>
-          <w:sz w:val="24"/>
-          <w:szCs w:val="24"/>
-        </w:rPr>
-        <w:t xml:space="preserve"> </w:t>
-      </w:r>
-      <w:r>
-        <w:rPr>
-          <w:b/>
-          <w:sz w:val="24"/>
-          <w:szCs w:val="24"/>
-        </w:rPr>
-        <w:t>{{</w:t>
+          <w:rFonts w:ascii="Cambria" w:hAnsi="Cambria"/>
+          <w:b/>
+          <w:sz w:val="24"/>
+          <w:szCs w:val="24"/>
+        </w:rPr>
+      </w:r>
+      <w:r>
+        <w:rPr>
+          <w:rFonts w:ascii="Cambria" w:hAnsi="Cambria"/>
+          <w:b/>
+          <w:sz w:val="24"/>
+          <w:szCs w:val="24"/>
+        </w:rPr>
+      </w:r>
+      <w:r>
+        <w:rPr>
+          <w:rFonts w:ascii="Cambria" w:hAnsi="Cambria"/>
+          <w:b/>
+          <w:sz w:val="24"/>
+          <w:szCs w:val="24"/>
+        </w:rPr>
       </w:r>
       <w:proofErr w:type="spellStart"/>
       <w:r>
         <w:rPr>
-          <w:b/>
-          <w:sz w:val="24"/>
-          <w:szCs w:val="24"/>
-        </w:rPr>
-        <w:t>bsign.n</w:t>
+          <w:rFonts w:ascii="Cambria" w:hAnsi="Cambria"/>
+          <w:b/>
+          <w:sz w:val="24"/>
+          <w:szCs w:val="24"/>
+        </w:rPr>
       </w:r>
       <w:proofErr w:type="spellEnd"/>
       <w:r>
         <w:rPr>
-          <w:b/>
-          <w:sz w:val="24"/>
-          <w:szCs w:val="24"/>
-        </w:rPr>
-        <w:t>}}</w:t>
-      </w:r>
-      <w:r>
-        <w:rPr>
-          <w:b/>
-          <w:sz w:val="24"/>
-          <w:szCs w:val="24"/>
-        </w:rPr>
-        <w:t xml:space="preserve"> </w:t>
-      </w:r>
-      <w:r>
-        <w:rPr>
-          <w:b/>
-          <w:sz w:val="24"/>
-          <w:szCs w:val="24"/>
-        </w:rPr>
-        <w:t>{{</w:t>
+          <w:rFonts w:ascii="Cambria" w:hAnsi="Cambria"/>
+          <w:b/>
+          <w:sz w:val="24"/>
+          <w:szCs w:val="24"/>
+        </w:rPr>
+      </w:r>
+      <w:r>
+        <w:rPr>
+          <w:rFonts w:ascii="Cambria" w:hAnsi="Cambria"/>
+          <w:b/>
+          <w:sz w:val="24"/>
+          <w:szCs w:val="24"/>
+        </w:rPr>
+      </w:r>
+      <w:r>
+        <w:rPr>
+          <w:rFonts w:ascii="Cambria" w:hAnsi="Cambria"/>
+          <w:b/>
+          <w:sz w:val="24"/>
+          <w:szCs w:val="24"/>
+        </w:rPr>
       </w:r>
       <w:proofErr w:type="spellStart"/>
       <w:r>
         <w:rPr>
-          <w:b/>
-          <w:sz w:val="24"/>
-          <w:szCs w:val="24"/>
-        </w:rPr>
-        <w:t>bs</w:t>
+          <w:rFonts w:ascii="Cambria" w:hAnsi="Cambria"/>
+          <w:b/>
+          <w:sz w:val="24"/>
+          <w:szCs w:val="24"/>
+        </w:rPr>
       </w:r>
       <w:proofErr w:type="spellEnd"/>
       <w:r>
         <w:rPr>
-          <w:b/>
-          <w:sz w:val="24"/>
-          <w:szCs w:val="24"/>
-        </w:rPr>
-        <w:t xml:space="preserve">[0].r}} </w:t>
-      </w:r>
-      <w:r>
-        <w:rPr>
-          <w:b/>
-          <w:sz w:val="24"/>
-          <w:szCs w:val="24"/>
-        </w:rPr>
-        <w:t>{{</w:t>
+          <w:rFonts w:ascii="Cambria" w:hAnsi="Cambria"/>
+          <w:b/>
+          <w:sz w:val="24"/>
+          <w:szCs w:val="24"/>
+        </w:rPr>
+      </w:r>
+      <w:r>
+        <w:rPr>
+          <w:rFonts w:ascii="Cambria" w:hAnsi="Cambria"/>
+          <w:b/>
+          <w:sz w:val="24"/>
+          <w:szCs w:val="24"/>
+        </w:rPr>
       </w:r>
       <w:proofErr w:type="spellStart"/>
       <w:r>
         <w:rPr>
-          <w:b/>
-          <w:sz w:val="24"/>
-          <w:szCs w:val="24"/>
-        </w:rPr>
-        <w:t>bsign.rn</w:t>
+          <w:rFonts w:ascii="Cambria" w:hAnsi="Cambria"/>
+          <w:b/>
+          <w:sz w:val="24"/>
+          <w:szCs w:val="24"/>
+        </w:rPr>
       </w:r>
       <w:proofErr w:type="spellEnd"/>
       <w:r>
         <w:rPr>
-          <w:b/>
-          <w:sz w:val="24"/>
-          <w:szCs w:val="24"/>
-        </w:rPr>
-        <w:t>}}</w:t>
-      </w:r>
-      <w:r>
-        <w:rPr>
-          <w:b/>
-          <w:sz w:val="24"/>
-          <w:szCs w:val="24"/>
-        </w:rPr>
-        <w:t xml:space="preserve"> </w:t>
-      </w:r>
-      <w:r>
-        <w:rPr>
-          <w:sz w:val="24"/>
-          <w:szCs w:val="24"/>
-        </w:rPr>
-        <w:t>hereinafter referred to as “the Mortgagee” which expression shall unless it be repugnant to the context or meaning thereof shall mean and include its successors and assigns) of the other part</w:t>
-      </w:r>
-      <w:r>
-        <w:rPr>
-          <w:sz w:val="24"/>
-          <w:szCs w:val="24"/>
-        </w:rPr>
-        <w:t>.</w:t>
-      </w:r>
-    </w:p>
-    <w:p>
-      <w:pPr>
-        <w:pStyle w:val="Standard"/>
-        <w:jc w:val="both"/>
-        <w:rPr>
-          <w:sz w:val="24"/>
-          <w:szCs w:val="24"/>
-        </w:rPr>
-      </w:pPr>
-    </w:p>
-    <w:p>
-      <w:pPr>
-        <w:pStyle w:val="Standard"/>
-        <w:jc w:val="both"/>
-        <w:rPr>
-          <w:sz w:val="24"/>
-          <w:szCs w:val="24"/>
-        </w:rPr>
-      </w:pPr>
-    </w:p>
-    <w:p>
-      <w:pPr>
-        <w:pStyle w:val="Standard"/>
-        <w:jc w:val="both"/>
-        <w:rPr>
-          <w:sz w:val="24"/>
-          <w:szCs w:val="24"/>
-        </w:rPr>
-      </w:pPr>
-    </w:p>
-    <w:p>
-      <w:pPr>
-        <w:pStyle w:val="Standard"/>
-        <w:jc w:val="both"/>
-        <w:rPr>
-          <w:sz w:val="24"/>
-          <w:szCs w:val="24"/>
-        </w:rPr>
-      </w:pPr>
-      <w:r>
-        <w:rPr>
+          <w:rFonts w:ascii="Cambria" w:hAnsi="Cambria"/>
+          <w:b/>
+          <w:sz w:val="24"/>
+          <w:szCs w:val="24"/>
+        </w:rPr>
+      </w:r>
+      <w:r>
+        <w:rPr>
+          <w:rFonts w:ascii="Cambria" w:hAnsi="Cambria"/>
+          <w:b/>
+          <w:sz w:val="24"/>
+          <w:szCs w:val="24"/>
+        </w:rPr>
+      </w:r>
+      <w:r>
+        <w:rPr>
+          <w:rFonts w:ascii="Cambria" w:hAnsi="Cambria"/>
+          <w:sz w:val="24"/>
+          <w:szCs w:val="24"/>
+        </w:rPr>
+      </w:r>
+      <w:r>
+        <w:rPr>
+          <w:rFonts w:ascii="Cambria" w:hAnsi="Cambria"/>
+          <w:sz w:val="24"/>
+          <w:szCs w:val="24"/>
+        </w:rPr>
+      </w:r>
+    </w:p>
+    <w:p>
+      <w:pPr>
+        <w:pStyle w:val="Standard"/>
+        <w:jc w:val="both"/>
+        <w:rPr>
+          <w:rFonts w:ascii="Cambria" w:hAnsi="Cambria"/>
+          <w:sz w:val="24"/>
+          <w:szCs w:val="24"/>
+        </w:rPr>
+      </w:pPr>
+    </w:p>
+    <w:p>
+      <w:pPr>
+        <w:pStyle w:val="Standard"/>
+        <w:jc w:val="both"/>
+        <w:rPr>
+          <w:rFonts w:ascii="Cambria" w:hAnsi="Cambria"/>
+          <w:sz w:val="24"/>
+          <w:szCs w:val="24"/>
+        </w:rPr>
+      </w:pPr>
+    </w:p>
+    <w:p>
+      <w:pPr>
+        <w:pStyle w:val="Standard"/>
+        <w:jc w:val="both"/>
+        <w:rPr>
+          <w:rFonts w:ascii="Cambria" w:hAnsi="Cambria"/>
+          <w:sz w:val="24"/>
+          <w:szCs w:val="24"/>
+        </w:rPr>
+      </w:pPr>
+    </w:p>
+    <w:p>
+      <w:pPr>
+        <w:pStyle w:val="Standard"/>
+        <w:jc w:val="both"/>
+        <w:rPr>
+          <w:rFonts w:ascii="Cambria" w:hAnsi="Cambria"/>
+          <w:sz w:val="24"/>
+          <w:szCs w:val="24"/>
+        </w:rPr>
+      </w:pPr>
+      <w:r>
+        <w:rPr>
+          <w:rFonts w:ascii="Cambria" w:hAnsi="Cambria"/>
           <w:b/>
           <w:sz w:val="24"/>
           <w:szCs w:val="24"/>
@@ -1027,12 +1098,14 @@
         <w:pStyle w:val="Standard"/>
         <w:jc w:val="both"/>
         <w:rPr>
-          <w:sz w:val="24"/>
-          <w:szCs w:val="24"/>
-        </w:rPr>
-      </w:pPr>
-      <w:r>
-        <w:rPr>
+          <w:rFonts w:ascii="Cambria" w:hAnsi="Cambria"/>
+          <w:sz w:val="24"/>
+          <w:szCs w:val="24"/>
+        </w:rPr>
+      </w:pPr>
+      <w:r>
+        <w:rPr>
+          <w:rFonts w:ascii="Cambria" w:hAnsi="Cambria"/>
           <w:sz w:val="24"/>
           <w:szCs w:val="24"/>
         </w:rPr>
@@ -1040,6 +1113,7 @@
       </w:r>
       <w:r>
         <w:rPr>
+          <w:rFonts w:ascii="Cambria" w:hAnsi="Cambria"/>
           <w:sz w:val="24"/>
           <w:szCs w:val="24"/>
         </w:rPr>
@@ -1047,6 +1121,7 @@
       </w:r>
       <w:r>
         <w:rPr>
+          <w:rFonts w:ascii="Cambria" w:hAnsi="Cambria"/>
           <w:sz w:val="24"/>
           <w:szCs w:val="24"/>
         </w:rPr>
@@ -1054,6 +1129,7 @@
       </w:r>
       <w:r>
         <w:rPr>
+          <w:rFonts w:ascii="Cambria" w:hAnsi="Cambria"/>
           <w:b/>
           <w:sz w:val="24"/>
           <w:szCs w:val="24"/>
@@ -1064,6 +1140,7 @@
       <w:proofErr w:type="gramStart"/>
       <w:r>
         <w:rPr>
+          <w:rFonts w:ascii="Cambria" w:hAnsi="Cambria"/>
           <w:b/>
           <w:sz w:val="24"/>
           <w:szCs w:val="24"/>
@@ -1073,6 +1150,7 @@
       <w:proofErr w:type="spellEnd"/>
       <w:r>
         <w:rPr>
+          <w:rFonts w:ascii="Cambria" w:hAnsi="Cambria"/>
           <w:b/>
           <w:sz w:val="24"/>
           <w:szCs w:val="24"/>
@@ -1082,6 +1160,7 @@
       <w:proofErr w:type="gramEnd"/>
       <w:r>
         <w:rPr>
+          <w:rFonts w:ascii="Cambria" w:hAnsi="Cambria"/>
           <w:b/>
           <w:sz w:val="24"/>
           <w:szCs w:val="24"/>
@@ -1091,6 +1170,7 @@
       <w:proofErr w:type="spellStart"/>
       <w:r>
         <w:rPr>
+          <w:rFonts w:ascii="Cambria" w:hAnsi="Cambria"/>
           <w:b/>
           <w:sz w:val="24"/>
           <w:szCs w:val="24"/>
@@ -1100,6 +1180,7 @@
       <w:proofErr w:type="spellEnd"/>
       <w:r>
         <w:rPr>
+          <w:rFonts w:ascii="Cambria" w:hAnsi="Cambria"/>
           <w:b/>
           <w:sz w:val="24"/>
           <w:szCs w:val="24"/>
@@ -1108,6 +1189,7 @@
       </w:r>
       <w:r>
         <w:rPr>
+          <w:rFonts w:ascii="Cambria" w:hAnsi="Cambria"/>
           <w:sz w:val="24"/>
           <w:szCs w:val="24"/>
         </w:rPr>
@@ -1115,6 +1197,7 @@
       </w:r>
       <w:r>
         <w:rPr>
+          <w:rFonts w:ascii="Cambria" w:hAnsi="Cambria"/>
           <w:sz w:val="24"/>
           <w:szCs w:val="24"/>
         </w:rPr>
@@ -1122,6 +1205,7 @@
       </w:r>
       <w:r>
         <w:rPr>
+          <w:rFonts w:ascii="Cambria" w:hAnsi="Cambria"/>
           <w:b/>
           <w:sz w:val="24"/>
           <w:szCs w:val="24"/>
@@ -1130,6 +1214,7 @@
       </w:r>
       <w:r>
         <w:rPr>
+          <w:rFonts w:ascii="Cambria" w:hAnsi="Cambria"/>
           <w:sz w:val="24"/>
           <w:szCs w:val="24"/>
         </w:rPr>
@@ -1137,42 +1222,37 @@
       </w:r>
       <w:r>
         <w:rPr>
-          <w:sz w:val="24"/>
-          <w:szCs w:val="24"/>
-        </w:rPr>
-        <w:t xml:space="preserve"> </w:t>
-      </w:r>
-      <w:r>
-        <w:rPr>
-          <w:sz w:val="24"/>
-          <w:szCs w:val="24"/>
-        </w:rPr>
-        <w:t>{{d.t}}</w:t>
-      </w:r>
-      <w:bookmarkStart w:id="0" w:name="_GoBack"/>
-      <w:bookmarkEnd w:id="0"/>
-    </w:p>
-    <w:p>
-      <w:pPr>
-        <w:pStyle w:val="Standard"/>
-        <w:jc w:val="both"/>
-        <w:rPr>
-          <w:sz w:val="24"/>
-          <w:szCs w:val="24"/>
-        </w:rPr>
-      </w:pPr>
-    </w:p>
-    <w:p>
-      <w:pPr>
-        <w:pStyle w:val="Standard"/>
-        <w:jc w:val="both"/>
-        <w:rPr>
-          <w:sz w:val="24"/>
-          <w:szCs w:val="24"/>
-        </w:rPr>
-      </w:pPr>
-      <w:r>
-        <w:rPr>
+          <w:rFonts w:ascii="Cambria" w:hAnsi="Cambria"/>
+          <w:sz w:val="24"/>
+          <w:szCs w:val="24"/>
+        </w:rPr>
+        <w:t xml:space="preserve"> {{d.t}}</w:t>
+      </w:r>
+    </w:p>
+    <w:p>
+      <w:pPr>
+        <w:pStyle w:val="Standard"/>
+        <w:jc w:val="both"/>
+        <w:rPr>
+          <w:rFonts w:ascii="Cambria" w:hAnsi="Cambria"/>
+          <w:sz w:val="24"/>
+          <w:szCs w:val="24"/>
+        </w:rPr>
+      </w:pPr>
+    </w:p>
+    <w:p>
+      <w:pPr>
+        <w:pStyle w:val="Standard"/>
+        <w:jc w:val="both"/>
+        <w:rPr>
+          <w:rFonts w:ascii="Cambria" w:hAnsi="Cambria"/>
+          <w:sz w:val="24"/>
+          <w:szCs w:val="24"/>
+        </w:rPr>
+      </w:pPr>
+      <w:r>
+        <w:rPr>
+          <w:rFonts w:ascii="Cambria" w:hAnsi="Cambria"/>
           <w:sz w:val="24"/>
           <w:szCs w:val="24"/>
         </w:rPr>
@@ -1180,6 +1260,7 @@
       </w:r>
       <w:r>
         <w:rPr>
+          <w:rFonts w:ascii="Cambria" w:hAnsi="Cambria"/>
           <w:sz w:val="24"/>
           <w:szCs w:val="24"/>
         </w:rPr>
@@ -1189,6 +1270,7 @@
       <w:proofErr w:type="spellStart"/>
       <w:r>
         <w:rPr>
+          <w:rFonts w:ascii="Cambria" w:hAnsi="Cambria"/>
           <w:b/>
           <w:sz w:val="24"/>
           <w:szCs w:val="24"/>
@@ -1198,14 +1280,34 @@
       <w:proofErr w:type="spellEnd"/>
       <w:r>
         <w:rPr>
-          <w:b/>
-          <w:sz w:val="24"/>
-          <w:szCs w:val="24"/>
-        </w:rPr>
-        <w:t>.</w:t>
-      </w:r>
-      <w:r>
-        <w:rPr>
+          <w:rFonts w:ascii="Cambria" w:hAnsi="Cambria"/>
+          <w:b/>
+          <w:sz w:val="24"/>
+          <w:szCs w:val="24"/>
+        </w:rPr>
+        <w:t xml:space="preserve">. </w:t>
+      </w:r>
+      <w:r>
+        <w:rPr>
+          <w:rFonts w:ascii="Cambria" w:hAnsi="Cambria"/>
+          <w:b/>
+          <w:sz w:val="24"/>
+          <w:szCs w:val="24"/>
+        </w:rPr>
+        <w:t>{{ls[0].a}}</w:t>
+      </w:r>
+      <w:r>
+        <w:rPr>
+          <w:rFonts w:ascii="Cambria" w:hAnsi="Cambria"/>
+          <w:b/>
+          <w:sz w:val="24"/>
+          <w:szCs w:val="24"/>
+        </w:rPr>
+        <w:t>/-</w:t>
+      </w:r>
+      <w:r>
+        <w:rPr>
+          <w:rFonts w:ascii="Cambria" w:hAnsi="Cambria"/>
           <w:b/>
           <w:sz w:val="24"/>
           <w:szCs w:val="24"/>
@@ -1214,22 +1316,41 @@
       </w:r>
       <w:r>
         <w:rPr>
-          <w:b/>
-          <w:sz w:val="24"/>
-          <w:szCs w:val="24"/>
-        </w:rPr>
-        <w:t>{{ls[0].a}}</w:t>
-      </w:r>
-      <w:r>
-        <w:rPr>
-          <w:b/>
-          <w:sz w:val="24"/>
-          <w:szCs w:val="24"/>
-        </w:rPr>
-        <w:t>/-</w:t>
-      </w:r>
-      <w:r>
-        <w:rPr>
+          <w:rFonts w:ascii="Cambria" w:hAnsi="Cambria"/>
+          <w:b/>
+          <w:sz w:val="24"/>
+          <w:szCs w:val="24"/>
+        </w:rPr>
+        <w:t>({{ls[0].w}})</w:t>
+      </w:r>
+      <w:r>
+        <w:rPr>
+          <w:rFonts w:ascii="Cambria" w:hAnsi="Cambria"/>
+          <w:sz w:val="24"/>
+          <w:szCs w:val="24"/>
+        </w:rPr>
+        <w:t xml:space="preserve"> vide its sanction letter </w:t>
+      </w:r>
+      <w:r>
+        <w:rPr>
+          <w:rFonts w:ascii="Cambria" w:hAnsi="Cambria"/>
+          <w:sz w:val="24"/>
+          <w:szCs w:val="24"/>
+        </w:rPr>
+        <w:t xml:space="preserve">dated </w:t>
+      </w:r>
+      <w:r>
+        <w:rPr>
+          <w:rFonts w:ascii="Cambria" w:hAnsi="Cambria"/>
+          <w:b/>
+          <w:sz w:val="24"/>
+          <w:szCs w:val="24"/>
+        </w:rPr>
+        <w:t>{{ad}}</w:t>
+      </w:r>
+      <w:r>
+        <w:rPr>
+          <w:rFonts w:ascii="Cambria" w:hAnsi="Cambria"/>
           <w:b/>
           <w:sz w:val="24"/>
           <w:szCs w:val="24"/>
@@ -1238,21 +1359,58 @@
       </w:r>
       <w:r>
         <w:rPr>
-          <w:b/>
-          <w:sz w:val="24"/>
-          <w:szCs w:val="24"/>
-        </w:rPr>
-        <w:t>({{ls[0].w}})</w:t>
-      </w:r>
-      <w:r>
-        <w:rPr>
-          <w:sz w:val="24"/>
-          <w:szCs w:val="24"/>
-        </w:rPr>
-        <w:t xml:space="preserve"> vide its sanction letter </w:t>
-      </w:r>
-      <w:r>
-        <w:rPr>
+          <w:rFonts w:ascii="Cambria" w:hAnsi="Cambria"/>
+          <w:sz w:val="24"/>
+          <w:szCs w:val="24"/>
+        </w:rPr>
+        <w:t xml:space="preserve"> </w:t>
+      </w:r>
+      <w:r>
+        <w:rPr>
+          <w:rFonts w:ascii="Cambria" w:hAnsi="Cambria"/>
+          <w:sz w:val="24"/>
+          <w:szCs w:val="24"/>
+        </w:rPr>
+        <w:t xml:space="preserve">Via </w:t>
+      </w:r>
+      <w:r>
+        <w:rPr>
+          <w:rFonts w:ascii="Cambria" w:hAnsi="Cambria"/>
+          <w:sz w:val="24"/>
+          <w:szCs w:val="24"/>
+        </w:rPr>
+        <w:t xml:space="preserve">LAN </w:t>
+      </w:r>
+      <w:r>
+        <w:rPr>
+          <w:rFonts w:ascii="Cambria" w:hAnsi="Cambria" w:cs="Mulish-SemiBold"/>
+          <w:b/>
+          <w:bCs/>
+          <w:sz w:val="24"/>
+          <w:szCs w:val="24"/>
+          <w:lang w:val="en-IN"/>
+        </w:rPr>
+        <w:t>{{ls[0].n}}</w:t>
+      </w:r>
+      <w:r>
+        <w:rPr>
+          <w:rFonts w:ascii="Cambria" w:hAnsi="Cambria"/>
+          <w:sz w:val="24"/>
+          <w:szCs w:val="24"/>
+        </w:rPr>
+        <w:t xml:space="preserve"> </w:t>
+      </w:r>
+      <w:r>
+        <w:rPr>
+          <w:rFonts w:ascii="Cambria" w:hAnsi="Cambria"/>
+          <w:sz w:val="24"/>
+          <w:szCs w:val="24"/>
+        </w:rPr>
+        <w:t xml:space="preserve">against the security of the said property by way of simple mortgage over the said property for securing repayment of the principal together with interest commission, costs, charges, expenses and all other monies whatsoever stipulated in or payable by the mortgagor under the standard terms and/or the Loan Agreement </w:t>
+      </w:r>
+      <w:r>
+        <w:rPr>
+          <w:rFonts w:ascii="Cambria" w:hAnsi="Cambria"/>
           <w:sz w:val="24"/>
           <w:szCs w:val="24"/>
         </w:rPr>
@@ -1269,60 +1427,15 @@
       </w:r>
       <w:r>
         <w:rPr>
-          <w:b/>
-          <w:sz w:val="24"/>
-          <w:szCs w:val="24"/>
-        </w:rPr>
-        <w:t xml:space="preserve"> </w:t>
-      </w:r>
-      <w:r>
-        <w:rPr>
-          <w:sz w:val="24"/>
-          <w:szCs w:val="24"/>
-        </w:rPr>
-        <w:t xml:space="preserve"> </w:t>
-      </w:r>
-      <w:r>
-        <w:rPr>
-          <w:sz w:val="24"/>
-          <w:szCs w:val="24"/>
-        </w:rPr>
-        <w:t xml:space="preserve">Via </w:t>
-      </w:r>
-      <w:r>
-        <w:rPr>
-          <w:sz w:val="24"/>
-          <w:szCs w:val="24"/>
-        </w:rPr>
-        <w:t xml:space="preserve">LAN </w:t>
-      </w:r>
-      <w:r>
-        <w:rPr>
-          <w:rFonts w:ascii="Mulish-SemiBold" w:hAnsi="Mulish-SemiBold" w:cs="Mulish-SemiBold"/>
-          <w:b/>
-          <w:bCs/>
-          <w:sz w:val="24"/>
-          <w:szCs w:val="24"/>
-          <w:lang w:val="en-IN"/>
-        </w:rPr>
-        <w:t>{{ls[0].n}}</w:t>
-      </w:r>
-      <w:r>
-        <w:rPr>
-          <w:sz w:val="24"/>
-          <w:szCs w:val="24"/>
-        </w:rPr>
-        <w:t xml:space="preserve"> </w:t>
-      </w:r>
-      <w:r>
-        <w:rPr>
-          <w:sz w:val="24"/>
-          <w:szCs w:val="24"/>
-        </w:rPr>
-        <w:t xml:space="preserve">against the security of the said property by way of simple mortgage over the said property for securing repayment of the principal together with interest commission, costs, charges, expenses and all other monies whatsoever stipulated in or payable by the mortgagor under the standard terms and/or the Loan Agreement </w:t>
-      </w:r>
-      <w:r>
-        <w:rPr>
+          <w:rFonts w:ascii="Cambria" w:hAnsi="Cambria"/>
+          <w:sz w:val="24"/>
+          <w:szCs w:val="24"/>
+        </w:rPr>
+        <w:t xml:space="preserve">, the loan/credit facility shall be secured, inter alia by a charge on the said property. The Mortgagor are the borrower under the Loan Agreement </w:t>
+      </w:r>
+      <w:r>
+        <w:rPr>
+          <w:rFonts w:ascii="Cambria" w:hAnsi="Cambria"/>
           <w:sz w:val="24"/>
           <w:szCs w:val="24"/>
         </w:rPr>
@@ -1337,41 +1450,20 @@
         </w:rPr>
         <w:t>{{ad}}</w:t>
       </w:r>
-      <w:r>
-        <w:rPr>
-          <w:sz w:val="24"/>
-          <w:szCs w:val="24"/>
-        </w:rPr>
-        <w:t xml:space="preserve">, the loan/credit facility shall be secured, inter alia by a charge on the said property. The Mortgagor are the borrower under the Loan Agreement </w:t>
-      </w:r>
-      <w:r>
-        <w:rPr>
-          <w:sz w:val="24"/>
-          <w:szCs w:val="24"/>
-        </w:rPr>
-        <w:t xml:space="preserve">dated </w:t>
-      </w:r>
-      <w:r>
-        <w:rPr>
-          <w:rFonts w:ascii="Cambria" w:hAnsi="Cambria"/>
-          <w:b/>
-          <w:sz w:val="24"/>
-          <w:szCs w:val="24"/>
-        </w:rPr>
-        <w:t>{{ad}}</w:t>
-      </w:r>
-    </w:p>
-    <w:p>
-      <w:pPr>
-        <w:pStyle w:val="Standard"/>
-        <w:jc w:val="both"/>
-        <w:rPr>
-          <w:sz w:val="24"/>
-          <w:szCs w:val="24"/>
-        </w:rPr>
-      </w:pPr>
-      <w:r>
-        <w:rPr>
+    </w:p>
+    <w:p>
+      <w:pPr>
+        <w:pStyle w:val="Standard"/>
+        <w:jc w:val="both"/>
+        <w:rPr>
+          <w:rFonts w:ascii="Cambria" w:hAnsi="Cambria"/>
+          <w:sz w:val="24"/>
+          <w:szCs w:val="24"/>
+        </w:rPr>
+      </w:pPr>
+      <w:r>
+        <w:rPr>
+          <w:rFonts w:ascii="Cambria" w:hAnsi="Cambria"/>
           <w:sz w:val="24"/>
           <w:szCs w:val="24"/>
         </w:rPr>
@@ -1379,6 +1471,7 @@
       </w:r>
       <w:r>
         <w:rPr>
+          <w:rFonts w:ascii="Cambria" w:hAnsi="Cambria"/>
           <w:sz w:val="24"/>
           <w:szCs w:val="24"/>
         </w:rPr>
@@ -1387,6 +1480,7 @@
       </w:r>
       <w:r>
         <w:rPr>
+          <w:rFonts w:ascii="Cambria" w:hAnsi="Cambria"/>
           <w:sz w:val="24"/>
           <w:szCs w:val="24"/>
         </w:rPr>
@@ -1407,12 +1501,14 @@
         <w:pStyle w:val="Standard"/>
         <w:jc w:val="both"/>
         <w:rPr>
-          <w:sz w:val="24"/>
-          <w:szCs w:val="24"/>
-        </w:rPr>
-      </w:pPr>
-      <w:r>
-        <w:rPr>
+          <w:rFonts w:ascii="Cambria" w:hAnsi="Cambria"/>
+          <w:sz w:val="24"/>
+          <w:szCs w:val="24"/>
+        </w:rPr>
+      </w:pPr>
+      <w:r>
+        <w:rPr>
+          <w:rFonts w:ascii="Cambria" w:hAnsi="Cambria"/>
           <w:sz w:val="24"/>
           <w:szCs w:val="24"/>
         </w:rPr>
@@ -1420,6 +1516,7 @@
       </w:r>
       <w:r>
         <w:rPr>
+          <w:rFonts w:ascii="Cambria" w:hAnsi="Cambria"/>
           <w:sz w:val="24"/>
           <w:szCs w:val="24"/>
         </w:rPr>
@@ -1428,6 +1525,7 @@
       </w:r>
       <w:r>
         <w:rPr>
+          <w:rFonts w:ascii="Cambria" w:hAnsi="Cambria"/>
           <w:sz w:val="24"/>
           <w:szCs w:val="24"/>
         </w:rPr>
@@ -1444,6 +1542,7 @@
       </w:r>
       <w:r>
         <w:rPr>
+          <w:rFonts w:ascii="Cambria" w:hAnsi="Cambria"/>
           <w:sz w:val="24"/>
           <w:szCs w:val="24"/>
         </w:rPr>
@@ -1451,6 +1550,7 @@
       </w:r>
       <w:r>
         <w:rPr>
+          <w:rFonts w:ascii="Cambria" w:hAnsi="Cambria"/>
           <w:sz w:val="24"/>
           <w:szCs w:val="24"/>
         </w:rPr>
@@ -1458,6 +1558,7 @@
       </w:r>
       <w:r>
         <w:rPr>
+          <w:rFonts w:ascii="Cambria" w:hAnsi="Cambria"/>
           <w:sz w:val="24"/>
           <w:szCs w:val="24"/>
         </w:rPr>
@@ -1474,6 +1575,7 @@
       </w:r>
       <w:r>
         <w:rPr>
+          <w:rFonts w:ascii="Cambria" w:hAnsi="Cambria"/>
           <w:sz w:val="24"/>
           <w:szCs w:val="24"/>
         </w:rPr>
@@ -1481,6 +1583,7 @@
       </w:r>
       <w:r>
         <w:rPr>
+          <w:rFonts w:ascii="Cambria" w:hAnsi="Cambria"/>
           <w:sz w:val="24"/>
           <w:szCs w:val="24"/>
         </w:rPr>
@@ -1492,12 +1595,14 @@
         <w:pStyle w:val="Standard"/>
         <w:jc w:val="both"/>
         <w:rPr>
-          <w:sz w:val="24"/>
-          <w:szCs w:val="24"/>
-        </w:rPr>
-      </w:pPr>
-      <w:r>
-        <w:rPr>
+          <w:rFonts w:ascii="Cambria" w:hAnsi="Cambria"/>
+          <w:sz w:val="24"/>
+          <w:szCs w:val="24"/>
+        </w:rPr>
+      </w:pPr>
+      <w:r>
+        <w:rPr>
+          <w:rFonts w:ascii="Cambria" w:hAnsi="Cambria"/>
           <w:sz w:val="24"/>
           <w:szCs w:val="24"/>
         </w:rPr>
@@ -1505,6 +1610,7 @@
       </w:r>
       <w:r>
         <w:rPr>
+          <w:rFonts w:ascii="Cambria" w:hAnsi="Cambria"/>
           <w:sz w:val="24"/>
           <w:szCs w:val="24"/>
         </w:rPr>
@@ -1514,6 +1620,7 @@
       <w:proofErr w:type="spellStart"/>
       <w:r>
         <w:rPr>
+          <w:rFonts w:ascii="Cambria" w:hAnsi="Cambria"/>
           <w:sz w:val="24"/>
           <w:szCs w:val="24"/>
         </w:rPr>
@@ -1522,6 +1629,7 @@
       <w:proofErr w:type="spellEnd"/>
       <w:r>
         <w:rPr>
+          <w:rFonts w:ascii="Cambria" w:hAnsi="Cambria"/>
           <w:sz w:val="24"/>
           <w:szCs w:val="24"/>
         </w:rPr>
@@ -1530,6 +1638,7 @@
       <w:proofErr w:type="spellStart"/>
       <w:r>
         <w:rPr>
+          <w:rFonts w:ascii="Cambria" w:hAnsi="Cambria"/>
           <w:sz w:val="24"/>
           <w:szCs w:val="24"/>
         </w:rPr>
@@ -1538,6 +1647,7 @@
       <w:proofErr w:type="spellEnd"/>
       <w:r>
         <w:rPr>
+          <w:rFonts w:ascii="Cambria" w:hAnsi="Cambria"/>
           <w:sz w:val="24"/>
           <w:szCs w:val="24"/>
         </w:rPr>
@@ -1545,6 +1655,7 @@
       </w:r>
       <w:r>
         <w:rPr>
+          <w:rFonts w:ascii="Cambria" w:hAnsi="Cambria"/>
           <w:sz w:val="24"/>
           <w:szCs w:val="24"/>
         </w:rPr>
@@ -1561,6 +1672,7 @@
       </w:r>
       <w:r>
         <w:rPr>
+          <w:rFonts w:ascii="Cambria" w:hAnsi="Cambria"/>
           <w:sz w:val="24"/>
           <w:szCs w:val="24"/>
         </w:rPr>
@@ -1568,6 +1680,7 @@
       </w:r>
       <w:r>
         <w:rPr>
+          <w:rFonts w:ascii="Cambria" w:hAnsi="Cambria"/>
           <w:sz w:val="24"/>
           <w:szCs w:val="24"/>
         </w:rPr>
@@ -1576,6 +1689,7 @@
       <w:proofErr w:type="spellStart"/>
       <w:r>
         <w:rPr>
+          <w:rFonts w:ascii="Cambria" w:hAnsi="Cambria"/>
           <w:sz w:val="24"/>
           <w:szCs w:val="24"/>
         </w:rPr>
@@ -1584,6 +1698,7 @@
       <w:proofErr w:type="spellEnd"/>
       <w:r>
         <w:rPr>
+          <w:rFonts w:ascii="Cambria" w:hAnsi="Cambria"/>
           <w:sz w:val="24"/>
           <w:szCs w:val="24"/>
         </w:rPr>
@@ -1595,12 +1710,14 @@
         <w:pStyle w:val="Standard"/>
         <w:jc w:val="both"/>
         <w:rPr>
-          <w:sz w:val="24"/>
-          <w:szCs w:val="24"/>
-        </w:rPr>
-      </w:pPr>
-      <w:r>
-        <w:rPr>
+          <w:rFonts w:ascii="Cambria" w:hAnsi="Cambria"/>
+          <w:sz w:val="24"/>
+          <w:szCs w:val="24"/>
+        </w:rPr>
+      </w:pPr>
+      <w:r>
+        <w:rPr>
+          <w:rFonts w:ascii="Cambria" w:hAnsi="Cambria"/>
           <w:sz w:val="24"/>
           <w:szCs w:val="24"/>
         </w:rPr>
@@ -1613,12 +1730,14 @@
         <w:pStyle w:val="Standard"/>
         <w:jc w:val="both"/>
         <w:rPr>
-          <w:sz w:val="24"/>
-          <w:szCs w:val="24"/>
-        </w:rPr>
-      </w:pPr>
-      <w:r>
-        <w:rPr>
+          <w:rFonts w:ascii="Cambria" w:hAnsi="Cambria"/>
+          <w:sz w:val="24"/>
+          <w:szCs w:val="24"/>
+        </w:rPr>
+      </w:pPr>
+      <w:r>
+        <w:rPr>
+          <w:rFonts w:ascii="Cambria" w:hAnsi="Cambria"/>
           <w:sz w:val="24"/>
           <w:szCs w:val="24"/>
         </w:rPr>
@@ -1630,12 +1749,14 @@
         <w:pStyle w:val="Standard"/>
         <w:jc w:val="both"/>
         <w:rPr>
-          <w:sz w:val="24"/>
-          <w:szCs w:val="24"/>
-        </w:rPr>
-      </w:pPr>
-      <w:r>
-        <w:rPr>
+          <w:rFonts w:ascii="Cambria" w:hAnsi="Cambria"/>
+          <w:sz w:val="24"/>
+          <w:szCs w:val="24"/>
+        </w:rPr>
+      </w:pPr>
+      <w:r>
+        <w:rPr>
+          <w:rFonts w:ascii="Cambria" w:hAnsi="Cambria"/>
           <w:sz w:val="24"/>
           <w:szCs w:val="24"/>
         </w:rPr>
@@ -1643,6 +1764,7 @@
       </w:r>
       <w:r>
         <w:rPr>
+          <w:rFonts w:ascii="Cambria" w:hAnsi="Cambria"/>
           <w:sz w:val="24"/>
           <w:szCs w:val="24"/>
         </w:rPr>
@@ -1652,6 +1774,7 @@
       <w:proofErr w:type="spellStart"/>
       <w:r>
         <w:rPr>
+          <w:rFonts w:ascii="Cambria" w:hAnsi="Cambria"/>
           <w:b/>
           <w:sz w:val="24"/>
           <w:szCs w:val="24"/>
@@ -1661,6 +1784,7 @@
       <w:proofErr w:type="spellEnd"/>
       <w:r>
         <w:rPr>
+          <w:rFonts w:ascii="Cambria" w:hAnsi="Cambria"/>
           <w:b/>
           <w:sz w:val="24"/>
           <w:szCs w:val="24"/>
@@ -1669,6 +1793,7 @@
       </w:r>
       <w:r>
         <w:rPr>
+          <w:rFonts w:ascii="Cambria" w:hAnsi="Cambria"/>
           <w:sz w:val="24"/>
           <w:szCs w:val="24"/>
         </w:rPr>
@@ -1676,6 +1801,7 @@
       </w:r>
       <w:r>
         <w:rPr>
+          <w:rFonts w:ascii="Cambria" w:hAnsi="Cambria"/>
           <w:sz w:val="24"/>
           <w:szCs w:val="24"/>
         </w:rPr>
@@ -1684,6 +1810,7 @@
       <w:proofErr w:type="spellStart"/>
       <w:r>
         <w:rPr>
+          <w:rFonts w:ascii="Cambria" w:hAnsi="Cambria"/>
           <w:sz w:val="24"/>
           <w:szCs w:val="24"/>
         </w:rPr>
@@ -1692,6 +1819,7 @@
       <w:proofErr w:type="spellEnd"/>
       <w:r>
         <w:rPr>
+          <w:rFonts w:ascii="Cambria" w:hAnsi="Cambria"/>
           <w:sz w:val="24"/>
           <w:szCs w:val="24"/>
         </w:rPr>
@@ -1703,12 +1831,14 @@
         <w:pStyle w:val="Standard"/>
         <w:jc w:val="both"/>
         <w:rPr>
-          <w:sz w:val="24"/>
-          <w:szCs w:val="24"/>
-        </w:rPr>
-      </w:pPr>
-      <w:r>
-        <w:rPr>
+          <w:rFonts w:ascii="Cambria" w:hAnsi="Cambria"/>
+          <w:sz w:val="24"/>
+          <w:szCs w:val="24"/>
+        </w:rPr>
+      </w:pPr>
+      <w:r>
+        <w:rPr>
+          <w:rFonts w:ascii="Cambria" w:hAnsi="Cambria"/>
           <w:sz w:val="24"/>
           <w:szCs w:val="24"/>
         </w:rPr>
@@ -1716,6 +1846,7 @@
       </w:r>
       <w:r>
         <w:rPr>
+          <w:rFonts w:ascii="Cambria" w:hAnsi="Cambria"/>
           <w:sz w:val="24"/>
           <w:szCs w:val="24"/>
         </w:rPr>
@@ -1724,6 +1855,7 @@
       </w:r>
       <w:r>
         <w:rPr>
+          <w:rFonts w:ascii="Cambria" w:hAnsi="Cambria"/>
           <w:sz w:val="24"/>
           <w:szCs w:val="24"/>
         </w:rPr>
@@ -1740,6 +1872,7 @@
       </w:r>
       <w:r>
         <w:rPr>
+          <w:rFonts w:ascii="Cambria" w:hAnsi="Cambria"/>
           <w:sz w:val="24"/>
           <w:szCs w:val="24"/>
         </w:rPr>
@@ -1747,6 +1880,7 @@
       </w:r>
       <w:r>
         <w:rPr>
+          <w:rFonts w:ascii="Cambria" w:hAnsi="Cambria"/>
           <w:sz w:val="24"/>
           <w:szCs w:val="24"/>
         </w:rPr>
@@ -1754,6 +1888,7 @@
       </w:r>
       <w:r>
         <w:rPr>
+          <w:rFonts w:ascii="Cambria" w:hAnsi="Cambria"/>
           <w:sz w:val="24"/>
           <w:szCs w:val="24"/>
         </w:rPr>
@@ -1770,6 +1905,7 @@
       </w:r>
       <w:r>
         <w:rPr>
+          <w:rFonts w:ascii="Cambria" w:hAnsi="Cambria"/>
           <w:sz w:val="24"/>
           <w:szCs w:val="24"/>
         </w:rPr>
@@ -1778,6 +1914,7 @@
       <w:proofErr w:type="spellStart"/>
       <w:r>
         <w:rPr>
+          <w:rFonts w:ascii="Cambria" w:hAnsi="Cambria"/>
           <w:sz w:val="24"/>
           <w:szCs w:val="24"/>
         </w:rPr>
@@ -1786,6 +1923,7 @@
       <w:proofErr w:type="spellEnd"/>
       <w:r>
         <w:rPr>
+          <w:rFonts w:ascii="Cambria" w:hAnsi="Cambria"/>
           <w:sz w:val="24"/>
           <w:szCs w:val="24"/>
         </w:rPr>
@@ -1797,12 +1935,14 @@
         <w:pStyle w:val="Standard"/>
         <w:jc w:val="both"/>
         <w:rPr>
-          <w:sz w:val="24"/>
-          <w:szCs w:val="24"/>
-        </w:rPr>
-      </w:pPr>
-      <w:r>
-        <w:rPr>
+          <w:rFonts w:ascii="Cambria" w:hAnsi="Cambria"/>
+          <w:sz w:val="24"/>
+          <w:szCs w:val="24"/>
+        </w:rPr>
+      </w:pPr>
+      <w:r>
+        <w:rPr>
+          <w:rFonts w:ascii="Cambria" w:hAnsi="Cambria"/>
           <w:sz w:val="24"/>
           <w:szCs w:val="24"/>
         </w:rPr>
@@ -1811,6 +1951,7 @@
       </w:r>
       <w:r>
         <w:rPr>
+          <w:rFonts w:ascii="Cambria" w:hAnsi="Cambria"/>
           <w:sz w:val="24"/>
           <w:szCs w:val="24"/>
         </w:rPr>
@@ -1823,12 +1964,14 @@
         <w:pStyle w:val="Standard"/>
         <w:jc w:val="both"/>
         <w:rPr>
-          <w:sz w:val="24"/>
-          <w:szCs w:val="24"/>
-        </w:rPr>
-      </w:pPr>
-      <w:r>
-        <w:rPr>
+          <w:rFonts w:ascii="Cambria" w:hAnsi="Cambria"/>
+          <w:sz w:val="24"/>
+          <w:szCs w:val="24"/>
+        </w:rPr>
+      </w:pPr>
+      <w:r>
+        <w:rPr>
+          <w:rFonts w:ascii="Cambria" w:hAnsi="Cambria"/>
           <w:sz w:val="24"/>
           <w:szCs w:val="24"/>
         </w:rPr>
@@ -1836,6 +1979,7 @@
       </w:r>
       <w:r>
         <w:rPr>
+          <w:rFonts w:ascii="Cambria" w:hAnsi="Cambria"/>
           <w:sz w:val="24"/>
           <w:szCs w:val="24"/>
         </w:rPr>
@@ -1845,6 +1989,7 @@
       <w:proofErr w:type="spellStart"/>
       <w:r>
         <w:rPr>
+          <w:rFonts w:ascii="Cambria" w:hAnsi="Cambria"/>
           <w:b/>
           <w:sz w:val="24"/>
           <w:szCs w:val="24"/>
@@ -1854,6 +1999,7 @@
       <w:proofErr w:type="spellEnd"/>
       <w:r>
         <w:rPr>
+          <w:rFonts w:ascii="Cambria" w:hAnsi="Cambria"/>
           <w:b/>
           <w:sz w:val="24"/>
           <w:szCs w:val="24"/>
@@ -1862,6 +2008,7 @@
       </w:r>
       <w:r>
         <w:rPr>
+          <w:rFonts w:ascii="Cambria" w:hAnsi="Cambria"/>
           <w:b/>
           <w:sz w:val="24"/>
           <w:szCs w:val="24"/>
@@ -1871,6 +2018,7 @@
       <w:proofErr w:type="gramStart"/>
       <w:r>
         <w:rPr>
+          <w:rFonts w:ascii="Cambria" w:hAnsi="Cambria"/>
           <w:b/>
           <w:sz w:val="24"/>
           <w:szCs w:val="24"/>
@@ -1880,6 +2028,7 @@
       <w:proofErr w:type="gramEnd"/>
       <w:r>
         <w:rPr>
+          <w:rFonts w:ascii="Cambria" w:hAnsi="Cambria"/>
           <w:b/>
           <w:sz w:val="24"/>
           <w:szCs w:val="24"/>
@@ -1888,6 +2037,7 @@
       </w:r>
       <w:r>
         <w:rPr>
+          <w:rFonts w:ascii="Cambria" w:hAnsi="Cambria"/>
           <w:b/>
           <w:sz w:val="24"/>
           <w:szCs w:val="24"/>
@@ -1896,6 +2046,7 @@
       </w:r>
       <w:r>
         <w:rPr>
+          <w:rFonts w:ascii="Cambria" w:hAnsi="Cambria"/>
           <w:sz w:val="24"/>
           <w:szCs w:val="24"/>
         </w:rPr>
@@ -1903,6 +2054,7 @@
       </w:r>
       <w:r>
         <w:rPr>
+          <w:rFonts w:ascii="Cambria" w:hAnsi="Cambria"/>
           <w:sz w:val="24"/>
           <w:szCs w:val="24"/>
         </w:rPr>
@@ -1910,6 +2062,7 @@
       </w:r>
       <w:r>
         <w:rPr>
+          <w:rFonts w:ascii="Cambria" w:hAnsi="Cambria"/>
           <w:sz w:val="24"/>
           <w:szCs w:val="24"/>
         </w:rPr>
@@ -1926,6 +2079,7 @@
       </w:r>
       <w:r>
         <w:rPr>
+          <w:rFonts w:ascii="Cambria" w:hAnsi="Cambria"/>
           <w:sz w:val="24"/>
           <w:szCs w:val="24"/>
         </w:rPr>
@@ -1933,6 +2087,7 @@
       </w:r>
       <w:r>
         <w:rPr>
+          <w:rFonts w:ascii="Cambria" w:hAnsi="Cambria"/>
           <w:sz w:val="24"/>
           <w:szCs w:val="24"/>
         </w:rPr>
@@ -1940,6 +2095,7 @@
       </w:r>
       <w:r>
         <w:rPr>
+          <w:rFonts w:ascii="Cambria" w:hAnsi="Cambria"/>
           <w:b/>
           <w:sz w:val="24"/>
           <w:szCs w:val="24"/>
@@ -1948,7 +2104,7 @@
       </w:r>
       <w:r>
         <w:rPr>
-          <w:rFonts w:ascii="Mulish-SemiBold" w:hAnsi="Mulish-SemiBold" w:cs="Mulish-SemiBold"/>
+          <w:rFonts w:ascii="Cambria" w:hAnsi="Cambria" w:cs="Mulish-SemiBold"/>
           <w:b/>
           <w:bCs/>
           <w:sz w:val="24"/>
@@ -1963,12 +2119,14 @@
         <w:pStyle w:val="Standard"/>
         <w:jc w:val="both"/>
         <w:rPr>
-          <w:sz w:val="24"/>
-          <w:szCs w:val="24"/>
-        </w:rPr>
-      </w:pPr>
-      <w:r>
-        <w:rPr>
+          <w:rFonts w:ascii="Cambria" w:hAnsi="Cambria"/>
+          <w:sz w:val="24"/>
+          <w:szCs w:val="24"/>
+        </w:rPr>
+      </w:pPr>
+      <w:r>
+        <w:rPr>
+          <w:rFonts w:ascii="Cambria" w:hAnsi="Cambria"/>
           <w:sz w:val="24"/>
           <w:szCs w:val="24"/>
         </w:rPr>
@@ -1976,6 +2134,7 @@
       </w:r>
       <w:r>
         <w:rPr>
+          <w:rFonts w:ascii="Cambria" w:hAnsi="Cambria"/>
           <w:sz w:val="24"/>
           <w:szCs w:val="24"/>
         </w:rPr>
@@ -1988,12 +2147,14 @@
         <w:pStyle w:val="Standard"/>
         <w:jc w:val="both"/>
         <w:rPr>
-          <w:sz w:val="24"/>
-          <w:szCs w:val="24"/>
-        </w:rPr>
-      </w:pPr>
-      <w:r>
-        <w:rPr>
+          <w:rFonts w:ascii="Cambria" w:hAnsi="Cambria"/>
+          <w:sz w:val="24"/>
+          <w:szCs w:val="24"/>
+        </w:rPr>
+      </w:pPr>
+      <w:r>
+        <w:rPr>
+          <w:rFonts w:ascii="Cambria" w:hAnsi="Cambria"/>
           <w:sz w:val="24"/>
           <w:szCs w:val="24"/>
         </w:rPr>
@@ -2001,6 +2162,7 @@
       </w:r>
       <w:r>
         <w:rPr>
+          <w:rFonts w:ascii="Cambria" w:hAnsi="Cambria"/>
           <w:sz w:val="24"/>
           <w:szCs w:val="24"/>
         </w:rPr>
@@ -2013,12 +2175,14 @@
         <w:pStyle w:val="Standard"/>
         <w:jc w:val="both"/>
         <w:rPr>
-          <w:sz w:val="24"/>
-          <w:szCs w:val="24"/>
-        </w:rPr>
-      </w:pPr>
-      <w:r>
-        <w:rPr>
+          <w:rFonts w:ascii="Cambria" w:hAnsi="Cambria"/>
+          <w:sz w:val="24"/>
+          <w:szCs w:val="24"/>
+        </w:rPr>
+      </w:pPr>
+      <w:r>
+        <w:rPr>
+          <w:rFonts w:ascii="Cambria" w:hAnsi="Cambria"/>
           <w:sz w:val="24"/>
           <w:szCs w:val="24"/>
         </w:rPr>
@@ -2026,6 +2190,7 @@
       </w:r>
       <w:r>
         <w:rPr>
+          <w:rFonts w:ascii="Cambria" w:hAnsi="Cambria"/>
           <w:sz w:val="24"/>
           <w:szCs w:val="24"/>
         </w:rPr>
@@ -2038,12 +2203,14 @@
         <w:pStyle w:val="Standard"/>
         <w:jc w:val="both"/>
         <w:rPr>
-          <w:sz w:val="24"/>
-          <w:szCs w:val="24"/>
-        </w:rPr>
-      </w:pPr>
-      <w:r>
-        <w:rPr>
+          <w:rFonts w:ascii="Cambria" w:hAnsi="Cambria"/>
+          <w:sz w:val="24"/>
+          <w:szCs w:val="24"/>
+        </w:rPr>
+      </w:pPr>
+      <w:r>
+        <w:rPr>
+          <w:rFonts w:ascii="Cambria" w:hAnsi="Cambria"/>
           <w:sz w:val="24"/>
           <w:szCs w:val="24"/>
         </w:rPr>
@@ -2051,6 +2218,7 @@
       </w:r>
       <w:r>
         <w:rPr>
+          <w:rFonts w:ascii="Cambria" w:hAnsi="Cambria"/>
           <w:sz w:val="24"/>
           <w:szCs w:val="24"/>
         </w:rPr>
@@ -2063,12 +2231,14 @@
         <w:pStyle w:val="Standard"/>
         <w:jc w:val="both"/>
         <w:rPr>
-          <w:sz w:val="24"/>
-          <w:szCs w:val="24"/>
-        </w:rPr>
-      </w:pPr>
-      <w:r>
-        <w:rPr>
+          <w:rFonts w:ascii="Cambria" w:hAnsi="Cambria"/>
+          <w:sz w:val="24"/>
+          <w:szCs w:val="24"/>
+        </w:rPr>
+      </w:pPr>
+      <w:r>
+        <w:rPr>
+          <w:rFonts w:ascii="Cambria" w:hAnsi="Cambria"/>
           <w:sz w:val="24"/>
           <w:szCs w:val="24"/>
         </w:rPr>
@@ -2076,6 +2246,7 @@
       </w:r>
       <w:r>
         <w:rPr>
+          <w:rFonts w:ascii="Cambria" w:hAnsi="Cambria"/>
           <w:sz w:val="24"/>
           <w:szCs w:val="24"/>
         </w:rPr>
@@ -2088,12 +2259,14 @@
         <w:pStyle w:val="Standard"/>
         <w:jc w:val="both"/>
         <w:rPr>
-          <w:sz w:val="24"/>
-          <w:szCs w:val="24"/>
-        </w:rPr>
-      </w:pPr>
-      <w:r>
-        <w:rPr>
+          <w:rFonts w:ascii="Cambria" w:hAnsi="Cambria"/>
+          <w:sz w:val="24"/>
+          <w:szCs w:val="24"/>
+        </w:rPr>
+      </w:pPr>
+      <w:r>
+        <w:rPr>
+          <w:rFonts w:ascii="Cambria" w:hAnsi="Cambria"/>
           <w:sz w:val="24"/>
           <w:szCs w:val="24"/>
         </w:rPr>
@@ -2101,6 +2274,7 @@
       </w:r>
       <w:r>
         <w:rPr>
+          <w:rFonts w:ascii="Cambria" w:hAnsi="Cambria"/>
           <w:sz w:val="24"/>
           <w:szCs w:val="24"/>
         </w:rPr>
@@ -2110,6 +2284,7 @@
       <w:proofErr w:type="spellStart"/>
       <w:r>
         <w:rPr>
+          <w:rFonts w:ascii="Cambria" w:hAnsi="Cambria"/>
           <w:sz w:val="24"/>
           <w:szCs w:val="24"/>
         </w:rPr>
@@ -2118,6 +2293,7 @@
       <w:proofErr w:type="spellEnd"/>
       <w:r>
         <w:rPr>
+          <w:rFonts w:ascii="Cambria" w:hAnsi="Cambria"/>
           <w:sz w:val="24"/>
           <w:szCs w:val="24"/>
         </w:rPr>
@@ -2129,12 +2305,14 @@
         <w:pStyle w:val="Standard"/>
         <w:jc w:val="both"/>
         <w:rPr>
-          <w:sz w:val="24"/>
-          <w:szCs w:val="24"/>
-        </w:rPr>
-      </w:pPr>
-      <w:r>
-        <w:rPr>
+          <w:rFonts w:ascii="Cambria" w:hAnsi="Cambria"/>
+          <w:sz w:val="24"/>
+          <w:szCs w:val="24"/>
+        </w:rPr>
+      </w:pPr>
+      <w:r>
+        <w:rPr>
+          <w:rFonts w:ascii="Cambria" w:hAnsi="Cambria"/>
           <w:sz w:val="24"/>
           <w:szCs w:val="24"/>
         </w:rPr>
@@ -2142,6 +2320,7 @@
       </w:r>
       <w:r>
         <w:rPr>
+          <w:rFonts w:ascii="Cambria" w:hAnsi="Cambria"/>
           <w:sz w:val="24"/>
           <w:szCs w:val="24"/>
         </w:rPr>
@@ -2151,6 +2330,7 @@
       <w:proofErr w:type="spellStart"/>
       <w:r>
         <w:rPr>
+          <w:rFonts w:ascii="Cambria" w:hAnsi="Cambria"/>
           <w:sz w:val="24"/>
           <w:szCs w:val="24"/>
         </w:rPr>
@@ -2159,6 +2339,7 @@
       <w:proofErr w:type="spellEnd"/>
       <w:r>
         <w:rPr>
+          <w:rFonts w:ascii="Cambria" w:hAnsi="Cambria"/>
           <w:sz w:val="24"/>
           <w:szCs w:val="24"/>
         </w:rPr>
@@ -2170,12 +2351,14 @@
         <w:pStyle w:val="Standard"/>
         <w:jc w:val="both"/>
         <w:rPr>
-          <w:sz w:val="24"/>
-          <w:szCs w:val="24"/>
-        </w:rPr>
-      </w:pPr>
-      <w:r>
-        <w:rPr>
+          <w:rFonts w:ascii="Cambria" w:hAnsi="Cambria"/>
+          <w:sz w:val="24"/>
+          <w:szCs w:val="24"/>
+        </w:rPr>
+      </w:pPr>
+      <w:r>
+        <w:rPr>
+          <w:rFonts w:ascii="Cambria" w:hAnsi="Cambria"/>
           <w:sz w:val="24"/>
           <w:szCs w:val="24"/>
         </w:rPr>
@@ -2183,6 +2366,7 @@
       </w:r>
       <w:r>
         <w:rPr>
+          <w:rFonts w:ascii="Cambria" w:hAnsi="Cambria"/>
           <w:sz w:val="24"/>
           <w:szCs w:val="24"/>
         </w:rPr>
@@ -2195,12 +2379,14 @@
         <w:pStyle w:val="Standard"/>
         <w:jc w:val="both"/>
         <w:rPr>
-          <w:sz w:val="24"/>
-          <w:szCs w:val="24"/>
-        </w:rPr>
-      </w:pPr>
-      <w:r>
-        <w:rPr>
+          <w:rFonts w:ascii="Cambria" w:hAnsi="Cambria"/>
+          <w:sz w:val="24"/>
+          <w:szCs w:val="24"/>
+        </w:rPr>
+      </w:pPr>
+      <w:r>
+        <w:rPr>
+          <w:rFonts w:ascii="Cambria" w:hAnsi="Cambria"/>
           <w:sz w:val="24"/>
           <w:szCs w:val="24"/>
         </w:rPr>
@@ -2210,6 +2396,7 @@
       <w:proofErr w:type="spellStart"/>
       <w:r>
         <w:rPr>
+          <w:rFonts w:ascii="Cambria" w:hAnsi="Cambria"/>
           <w:sz w:val="24"/>
           <w:szCs w:val="24"/>
         </w:rPr>
@@ -2218,6 +2405,7 @@
       <w:proofErr w:type="spellEnd"/>
       <w:r>
         <w:rPr>
+          <w:rFonts w:ascii="Cambria" w:hAnsi="Cambria"/>
           <w:sz w:val="24"/>
           <w:szCs w:val="24"/>
         </w:rPr>
@@ -2225,6 +2413,7 @@
       </w:r>
       <w:r>
         <w:rPr>
+          <w:rFonts w:ascii="Cambria" w:hAnsi="Cambria"/>
           <w:sz w:val="24"/>
           <w:szCs w:val="24"/>
         </w:rPr>
@@ -2233,6 +2422,7 @@
       </w:r>
       <w:r>
         <w:rPr>
+          <w:rFonts w:ascii="Cambria" w:hAnsi="Cambria"/>
           <w:sz w:val="24"/>
           <w:szCs w:val="24"/>
         </w:rPr>
@@ -2244,12 +2434,14 @@
         <w:pStyle w:val="Standard"/>
         <w:jc w:val="both"/>
         <w:rPr>
-          <w:sz w:val="24"/>
-          <w:szCs w:val="24"/>
-        </w:rPr>
-      </w:pPr>
-      <w:r>
-        <w:rPr>
+          <w:rFonts w:ascii="Cambria" w:hAnsi="Cambria"/>
+          <w:sz w:val="24"/>
+          <w:szCs w:val="24"/>
+        </w:rPr>
+      </w:pPr>
+      <w:r>
+        <w:rPr>
+          <w:rFonts w:ascii="Cambria" w:hAnsi="Cambria"/>
           <w:sz w:val="24"/>
           <w:szCs w:val="24"/>
         </w:rPr>
@@ -2257,6 +2449,7 @@
       </w:r>
       <w:r>
         <w:rPr>
+          <w:rFonts w:ascii="Cambria" w:hAnsi="Cambria"/>
           <w:sz w:val="24"/>
           <w:szCs w:val="24"/>
         </w:rPr>
@@ -2269,12 +2462,14 @@
         <w:pStyle w:val="Standard"/>
         <w:jc w:val="both"/>
         <w:rPr>
-          <w:sz w:val="24"/>
-          <w:szCs w:val="24"/>
-        </w:rPr>
-      </w:pPr>
-      <w:r>
-        <w:rPr>
+          <w:rFonts w:ascii="Cambria" w:hAnsi="Cambria"/>
+          <w:sz w:val="24"/>
+          <w:szCs w:val="24"/>
+        </w:rPr>
+      </w:pPr>
+      <w:r>
+        <w:rPr>
+          <w:rFonts w:ascii="Cambria" w:hAnsi="Cambria"/>
           <w:sz w:val="24"/>
           <w:szCs w:val="24"/>
         </w:rPr>
@@ -2282,6 +2477,7 @@
       </w:r>
       <w:r>
         <w:rPr>
+          <w:rFonts w:ascii="Cambria" w:hAnsi="Cambria"/>
           <w:sz w:val="24"/>
           <w:szCs w:val="24"/>
         </w:rPr>
@@ -2294,12 +2490,14 @@
         <w:pStyle w:val="Standard"/>
         <w:jc w:val="both"/>
         <w:rPr>
-          <w:sz w:val="24"/>
-          <w:szCs w:val="24"/>
-        </w:rPr>
-      </w:pPr>
-      <w:r>
-        <w:rPr>
+          <w:rFonts w:ascii="Cambria" w:hAnsi="Cambria"/>
+          <w:sz w:val="24"/>
+          <w:szCs w:val="24"/>
+        </w:rPr>
+      </w:pPr>
+      <w:r>
+        <w:rPr>
+          <w:rFonts w:ascii="Cambria" w:hAnsi="Cambria"/>
           <w:sz w:val="24"/>
           <w:szCs w:val="24"/>
         </w:rPr>
@@ -2307,6 +2505,7 @@
       </w:r>
       <w:r>
         <w:rPr>
+          <w:rFonts w:ascii="Cambria" w:hAnsi="Cambria"/>
           <w:sz w:val="24"/>
           <w:szCs w:val="24"/>
         </w:rPr>
@@ -2319,12 +2518,14 @@
         <w:pStyle w:val="Standard"/>
         <w:jc w:val="both"/>
         <w:rPr>
-          <w:sz w:val="24"/>
-          <w:szCs w:val="24"/>
-        </w:rPr>
-      </w:pPr>
-      <w:r>
-        <w:rPr>
+          <w:rFonts w:ascii="Cambria" w:hAnsi="Cambria"/>
+          <w:sz w:val="24"/>
+          <w:szCs w:val="24"/>
+        </w:rPr>
+      </w:pPr>
+      <w:r>
+        <w:rPr>
+          <w:rFonts w:ascii="Cambria" w:hAnsi="Cambria"/>
           <w:sz w:val="24"/>
           <w:szCs w:val="24"/>
         </w:rPr>
@@ -2332,6 +2533,7 @@
       </w:r>
       <w:r>
         <w:rPr>
+          <w:rFonts w:ascii="Cambria" w:hAnsi="Cambria"/>
           <w:sz w:val="24"/>
           <w:szCs w:val="24"/>
         </w:rPr>
@@ -2344,12 +2546,14 @@
         <w:pStyle w:val="Standard"/>
         <w:jc w:val="both"/>
         <w:rPr>
-          <w:sz w:val="24"/>
-          <w:szCs w:val="24"/>
-        </w:rPr>
-      </w:pPr>
-      <w:r>
-        <w:rPr>
+          <w:rFonts w:ascii="Cambria" w:hAnsi="Cambria"/>
+          <w:sz w:val="24"/>
+          <w:szCs w:val="24"/>
+        </w:rPr>
+      </w:pPr>
+      <w:r>
+        <w:rPr>
+          <w:rFonts w:ascii="Cambria" w:hAnsi="Cambria"/>
           <w:sz w:val="24"/>
           <w:szCs w:val="24"/>
         </w:rPr>
@@ -2357,6 +2561,7 @@
       </w:r>
       <w:r>
         <w:rPr>
+          <w:rFonts w:ascii="Cambria" w:hAnsi="Cambria"/>
           <w:sz w:val="24"/>
           <w:szCs w:val="24"/>
         </w:rPr>
@@ -2369,6 +2574,7 @@
         <w:pStyle w:val="Standard"/>
         <w:jc w:val="both"/>
         <w:rPr>
+          <w:rFonts w:ascii="Cambria" w:hAnsi="Cambria"/>
           <w:b/>
           <w:sz w:val="24"/>
           <w:szCs w:val="24"/>
@@ -2377,6 +2583,7 @@
       </w:pPr>
       <w:r>
         <w:rPr>
+          <w:rFonts w:ascii="Cambria" w:hAnsi="Cambria"/>
           <w:sz w:val="24"/>
           <w:szCs w:val="24"/>
         </w:rPr>
@@ -2384,6 +2591,7 @@
       </w:r>
       <w:r>
         <w:rPr>
+          <w:rFonts w:ascii="Cambria" w:hAnsi="Cambria"/>
           <w:sz w:val="24"/>
           <w:szCs w:val="24"/>
         </w:rPr>
@@ -2395,6 +2603,7 @@
       <w:pPr>
         <w:suppressAutoHyphens w:val="0"/>
         <w:rPr>
+          <w:rFonts w:ascii="Cambria" w:hAnsi="Cambria"/>
           <w:b/>
           <w:sz w:val="24"/>
           <w:szCs w:val="24"/>
@@ -2403,6 +2612,7 @@
       </w:pPr>
       <w:r>
         <w:rPr>
+          <w:rFonts w:ascii="Cambria" w:hAnsi="Cambria"/>
           <w:b/>
           <w:sz w:val="24"/>
           <w:szCs w:val="24"/>
@@ -2416,6 +2626,7 @@
         <w:pStyle w:val="Standard"/>
         <w:jc w:val="center"/>
         <w:rPr>
+          <w:rFonts w:ascii="Cambria" w:hAnsi="Cambria"/>
           <w:sz w:val="24"/>
           <w:szCs w:val="24"/>
           <w:u w:val="single"/>
@@ -2423,6 +2634,7 @@
       </w:pPr>
       <w:r>
         <w:rPr>
+          <w:rFonts w:ascii="Cambria" w:hAnsi="Cambria"/>
           <w:b/>
           <w:sz w:val="24"/>
           <w:szCs w:val="24"/>
@@ -2437,6 +2649,7 @@
         <w:pStyle w:val="Standard"/>
         <w:jc w:val="center"/>
         <w:rPr>
+          <w:rFonts w:ascii="Cambria" w:hAnsi="Cambria"/>
           <w:sz w:val="24"/>
           <w:szCs w:val="24"/>
           <w:u w:val="single"/>
@@ -2444,6 +2657,7 @@
       </w:pPr>
       <w:r>
         <w:rPr>
+          <w:rFonts w:ascii="Cambria" w:hAnsi="Cambria"/>
           <w:b/>
           <w:sz w:val="24"/>
           <w:szCs w:val="24"/>
@@ -2457,12 +2671,14 @@
         <w:pStyle w:val="Standard"/>
         <w:jc w:val="both"/>
         <w:rPr>
-          <w:sz w:val="24"/>
-          <w:szCs w:val="24"/>
-        </w:rPr>
-      </w:pPr>
-      <w:r>
-        <w:rPr>
+          <w:rFonts w:ascii="Cambria" w:hAnsi="Cambria"/>
+          <w:sz w:val="24"/>
+          <w:szCs w:val="24"/>
+        </w:rPr>
+      </w:pPr>
+      <w:r>
+        <w:rPr>
+          <w:rFonts w:ascii="Cambria" w:hAnsi="Cambria"/>
           <w:sz w:val="24"/>
           <w:szCs w:val="24"/>
         </w:rPr>
@@ -2471,6 +2687,7 @@
       <w:proofErr w:type="gramStart"/>
       <w:r>
         <w:rPr>
+          <w:rFonts w:ascii="Cambria" w:hAnsi="Cambria"/>
           <w:sz w:val="24"/>
           <w:szCs w:val="24"/>
         </w:rPr>
@@ -2479,6 +2696,7 @@
       <w:proofErr w:type="gramEnd"/>
       <w:r>
         <w:rPr>
+          <w:rFonts w:ascii="Cambria" w:hAnsi="Cambria"/>
           <w:sz w:val="24"/>
           <w:szCs w:val="24"/>
         </w:rPr>
@@ -2491,6 +2709,7 @@
         <w:spacing w:line="360" w:lineRule="auto"/>
         <w:jc w:val="both"/>
         <w:rPr>
+          <w:rFonts w:ascii="Cambria" w:hAnsi="Cambria"/>
           <w:b/>
           <w:sz w:val="24"/>
           <w:szCs w:val="24"/>
@@ -2499,6 +2718,7 @@
       </w:pPr>
       <w:r>
         <w:rPr>
+          <w:rFonts w:ascii="Cambria" w:hAnsi="Cambria"/>
           <w:b/>
           <w:sz w:val="24"/>
           <w:szCs w:val="24"/>
@@ -2512,12 +2732,14 @@
         <w:pStyle w:val="Standard"/>
         <w:jc w:val="both"/>
         <w:rPr>
-          <w:sz w:val="24"/>
-          <w:szCs w:val="24"/>
-        </w:rPr>
-      </w:pPr>
-      <w:r>
-        <w:rPr>
+          <w:rFonts w:ascii="Cambria" w:hAnsi="Cambria"/>
+          <w:sz w:val="24"/>
+          <w:szCs w:val="24"/>
+        </w:rPr>
+      </w:pPr>
+      <w:r>
+        <w:rPr>
+          <w:rFonts w:ascii="Cambria" w:hAnsi="Cambria"/>
           <w:sz w:val="24"/>
           <w:szCs w:val="24"/>
         </w:rPr>
@@ -2525,6 +2747,7 @@
       </w:r>
       <w:r>
         <w:rPr>
+          <w:rFonts w:ascii="Cambria" w:hAnsi="Cambria"/>
           <w:sz w:val="24"/>
           <w:szCs w:val="24"/>
         </w:rPr>
@@ -2533,6 +2756,7 @@
       <w:proofErr w:type="gramStart"/>
       <w:r>
         <w:rPr>
+          <w:rFonts w:ascii="Cambria" w:hAnsi="Cambria"/>
           <w:sz w:val="24"/>
           <w:szCs w:val="24"/>
         </w:rPr>
@@ -2541,6 +2765,7 @@
       <w:proofErr w:type="gramEnd"/>
       <w:r>
         <w:rPr>
+          <w:rFonts w:ascii="Cambria" w:hAnsi="Cambria"/>
           <w:sz w:val="24"/>
           <w:szCs w:val="24"/>
         </w:rPr>
@@ -2548,6 +2773,7 @@
       </w:r>
       <w:r>
         <w:rPr>
+          <w:rFonts w:ascii="Cambria" w:hAnsi="Cambria"/>
           <w:sz w:val="24"/>
           <w:szCs w:val="24"/>
         </w:rPr>
@@ -2555,6 +2781,7 @@
       </w:r>
       <w:r>
         <w:rPr>
+          <w:rFonts w:ascii="Cambria" w:hAnsi="Cambria"/>
           <w:sz w:val="24"/>
           <w:szCs w:val="24"/>
         </w:rPr>
@@ -2562,6 +2789,7 @@
       </w:r>
       <w:r>
         <w:rPr>
+          <w:rFonts w:ascii="Cambria" w:hAnsi="Cambria"/>
           <w:sz w:val="24"/>
           <w:szCs w:val="24"/>
         </w:rPr>
@@ -2569,6 +2797,7 @@
       </w:r>
       <w:r>
         <w:rPr>
+          <w:rFonts w:ascii="Cambria" w:hAnsi="Cambria"/>
           <w:sz w:val="24"/>
           <w:szCs w:val="24"/>
         </w:rPr>
@@ -2576,6 +2805,7 @@
       </w:r>
       <w:r>
         <w:rPr>
+          <w:rFonts w:ascii="Cambria" w:hAnsi="Cambria"/>
           <w:sz w:val="24"/>
           <w:szCs w:val="24"/>
         </w:rPr>
@@ -2583,6 +2813,7 @@
       </w:r>
       <w:r>
         <w:rPr>
+          <w:rFonts w:ascii="Cambria" w:hAnsi="Cambria"/>
           <w:sz w:val="24"/>
           <w:szCs w:val="24"/>
         </w:rPr>
@@ -2590,6 +2821,7 @@
       </w:r>
       <w:r>
         <w:rPr>
+          <w:rFonts w:ascii="Cambria" w:hAnsi="Cambria"/>
           <w:sz w:val="24"/>
           <w:szCs w:val="24"/>
         </w:rPr>
@@ -2601,12 +2833,14 @@
         <w:pStyle w:val="Standard"/>
         <w:jc w:val="both"/>
         <w:rPr>
-          <w:sz w:val="24"/>
-          <w:szCs w:val="24"/>
-        </w:rPr>
-      </w:pPr>
-      <w:r>
-        <w:rPr>
+          <w:rFonts w:ascii="Cambria" w:hAnsi="Cambria"/>
+          <w:sz w:val="24"/>
+          <w:szCs w:val="24"/>
+        </w:rPr>
+      </w:pPr>
+      <w:r>
+        <w:rPr>
+          <w:rFonts w:ascii="Cambria" w:hAnsi="Cambria"/>
           <w:sz w:val="24"/>
           <w:szCs w:val="24"/>
         </w:rPr>
@@ -2614,6 +2848,7 @@
       </w:r>
       <w:r>
         <w:rPr>
+          <w:rFonts w:ascii="Cambria" w:hAnsi="Cambria"/>
           <w:sz w:val="24"/>
           <w:szCs w:val="24"/>
         </w:rPr>
@@ -2622,6 +2857,7 @@
       <w:proofErr w:type="gramStart"/>
       <w:r>
         <w:rPr>
+          <w:rFonts w:ascii="Cambria" w:hAnsi="Cambria"/>
           <w:sz w:val="24"/>
           <w:szCs w:val="24"/>
         </w:rPr>
@@ -2630,6 +2866,7 @@
       <w:proofErr w:type="gramEnd"/>
       <w:r>
         <w:rPr>
+          <w:rFonts w:ascii="Cambria" w:hAnsi="Cambria"/>
           <w:sz w:val="24"/>
           <w:szCs w:val="24"/>
         </w:rPr>
@@ -2637,6 +2874,7 @@
       </w:r>
       <w:r>
         <w:rPr>
+          <w:rFonts w:ascii="Cambria" w:hAnsi="Cambria"/>
           <w:sz w:val="24"/>
           <w:szCs w:val="24"/>
         </w:rPr>
@@ -2644,6 +2882,7 @@
       </w:r>
       <w:r>
         <w:rPr>
+          <w:rFonts w:ascii="Cambria" w:hAnsi="Cambria"/>
           <w:sz w:val="24"/>
           <w:szCs w:val="24"/>
         </w:rPr>
@@ -2651,6 +2890,7 @@
       </w:r>
       <w:r>
         <w:rPr>
+          <w:rFonts w:ascii="Cambria" w:hAnsi="Cambria"/>
           <w:sz w:val="24"/>
           <w:szCs w:val="24"/>
         </w:rPr>
@@ -2658,6 +2898,7 @@
       </w:r>
       <w:r>
         <w:rPr>
+          <w:rFonts w:ascii="Cambria" w:hAnsi="Cambria"/>
           <w:sz w:val="24"/>
           <w:szCs w:val="24"/>
         </w:rPr>
@@ -2665,6 +2906,7 @@
       </w:r>
       <w:r>
         <w:rPr>
+          <w:rFonts w:ascii="Cambria" w:hAnsi="Cambria"/>
           <w:sz w:val="24"/>
           <w:szCs w:val="24"/>
         </w:rPr>
@@ -2672,6 +2914,7 @@
       </w:r>
       <w:r>
         <w:rPr>
+          <w:rFonts w:ascii="Cambria" w:hAnsi="Cambria"/>
           <w:sz w:val="24"/>
           <w:szCs w:val="24"/>
         </w:rPr>
@@ -2679,6 +2922,7 @@
       </w:r>
       <w:r>
         <w:rPr>
+          <w:rFonts w:ascii="Cambria" w:hAnsi="Cambria"/>
           <w:sz w:val="24"/>
           <w:szCs w:val="24"/>
         </w:rPr>
@@ -2690,12 +2934,14 @@
         <w:pStyle w:val="Standard"/>
         <w:jc w:val="both"/>
         <w:rPr>
-          <w:sz w:val="24"/>
-          <w:szCs w:val="24"/>
-        </w:rPr>
-      </w:pPr>
-      <w:r>
-        <w:rPr>
+          <w:rFonts w:ascii="Cambria" w:hAnsi="Cambria"/>
+          <w:sz w:val="24"/>
+          <w:szCs w:val="24"/>
+        </w:rPr>
+      </w:pPr>
+      <w:r>
+        <w:rPr>
+          <w:rFonts w:ascii="Cambria" w:hAnsi="Cambria"/>
           <w:sz w:val="24"/>
           <w:szCs w:val="24"/>
         </w:rPr>
@@ -2703,6 +2949,7 @@
       </w:r>
       <w:r>
         <w:rPr>
+          <w:rFonts w:ascii="Cambria" w:hAnsi="Cambria"/>
           <w:sz w:val="24"/>
           <w:szCs w:val="24"/>
         </w:rPr>
@@ -2710,6 +2957,7 @@
       </w:r>
       <w:r>
         <w:rPr>
+          <w:rFonts w:ascii="Cambria" w:hAnsi="Cambria"/>
           <w:sz w:val="24"/>
           <w:szCs w:val="24"/>
         </w:rPr>
@@ -2717,6 +2965,7 @@
       </w:r>
       <w:r>
         <w:rPr>
+          <w:rFonts w:ascii="Cambria" w:hAnsi="Cambria"/>
           <w:sz w:val="24"/>
           <w:szCs w:val="24"/>
         </w:rPr>
@@ -2724,6 +2973,7 @@
       </w:r>
       <w:r>
         <w:rPr>
+          <w:rFonts w:ascii="Cambria" w:hAnsi="Cambria"/>
           <w:sz w:val="24"/>
           <w:szCs w:val="24"/>
         </w:rPr>
@@ -2731,6 +2981,7 @@
       </w:r>
       <w:r>
         <w:rPr>
+          <w:rFonts w:ascii="Cambria" w:hAnsi="Cambria"/>
           <w:sz w:val="24"/>
           <w:szCs w:val="24"/>
         </w:rPr>
@@ -2738,6 +2989,7 @@
       </w:r>
       <w:r>
         <w:rPr>
+          <w:rFonts w:ascii="Cambria" w:hAnsi="Cambria"/>
           <w:sz w:val="24"/>
           <w:szCs w:val="24"/>
         </w:rPr>
@@ -2745,6 +2997,7 @@
       </w:r>
       <w:r>
         <w:rPr>
+          <w:rFonts w:ascii="Cambria" w:hAnsi="Cambria"/>
           <w:sz w:val="24"/>
           <w:szCs w:val="24"/>
         </w:rPr>
@@ -2752,6 +3005,7 @@
       </w:r>
       <w:r>
         <w:rPr>
+          <w:rFonts w:ascii="Cambria" w:hAnsi="Cambria"/>
           <w:sz w:val="24"/>
           <w:szCs w:val="24"/>
         </w:rPr>
@@ -2759,6 +3013,7 @@
       </w:r>
       <w:r>
         <w:rPr>
+          <w:rFonts w:ascii="Cambria" w:hAnsi="Cambria"/>
           <w:sz w:val="24"/>
           <w:szCs w:val="24"/>
         </w:rPr>
@@ -2766,6 +3021,7 @@
       </w:r>
       <w:r>
         <w:rPr>
+          <w:rFonts w:ascii="Cambria" w:hAnsi="Cambria"/>
           <w:sz w:val="24"/>
           <w:szCs w:val="24"/>
         </w:rPr>
@@ -2773,6 +3029,7 @@
       </w:r>
       <w:r>
         <w:rPr>
+          <w:rFonts w:ascii="Cambria" w:hAnsi="Cambria"/>
           <w:sz w:val="24"/>
           <w:szCs w:val="24"/>
         </w:rPr>
@@ -2780,6 +3037,7 @@
       </w:r>
       <w:r>
         <w:rPr>
+          <w:rFonts w:ascii="Cambria" w:hAnsi="Cambria"/>
           <w:sz w:val="24"/>
           <w:szCs w:val="24"/>
         </w:rPr>
@@ -2787,6 +3045,7 @@
       </w:r>
       <w:r>
         <w:rPr>
+          <w:rFonts w:ascii="Cambria" w:hAnsi="Cambria"/>
           <w:sz w:val="24"/>
           <w:szCs w:val="24"/>
         </w:rPr>
@@ -2798,12 +3057,14 @@
         <w:pStyle w:val="Standard"/>
         <w:jc w:val="both"/>
         <w:rPr>
-          <w:sz w:val="24"/>
-          <w:szCs w:val="24"/>
-        </w:rPr>
-      </w:pPr>
-      <w:r>
-        <w:rPr>
+          <w:rFonts w:ascii="Cambria" w:hAnsi="Cambria"/>
+          <w:sz w:val="24"/>
+          <w:szCs w:val="24"/>
+        </w:rPr>
+      </w:pPr>
+      <w:r>
+        <w:rPr>
+          <w:rFonts w:ascii="Cambria" w:hAnsi="Cambria"/>
           <w:sz w:val="24"/>
           <w:szCs w:val="24"/>
         </w:rPr>
@@ -2816,23 +3077,25 @@
         <w:spacing w:before="240"/>
         <w:jc w:val="both"/>
         <w:rPr>
-          <w:sz w:val="24"/>
-          <w:szCs w:val="24"/>
-        </w:rPr>
-      </w:pPr>
-    </w:p>
-    <w:p>
-      <w:pPr>
-        <w:pStyle w:val="Standard"/>
-        <w:jc w:val="both"/>
-        <w:rPr>
-          <w:sz w:val="24"/>
-          <w:szCs w:val="24"/>
-        </w:rPr>
-      </w:pPr>
-      <w:r>
-        <w:rPr>
-          <w:rFonts w:asciiTheme="minorHAnsi" w:hAnsiTheme="minorHAnsi" w:cstheme="minorHAnsi"/>
+          <w:rFonts w:ascii="Cambria" w:hAnsi="Cambria"/>
+          <w:sz w:val="24"/>
+          <w:szCs w:val="24"/>
+        </w:rPr>
+      </w:pPr>
+    </w:p>
+    <w:p>
+      <w:pPr>
+        <w:pStyle w:val="Standard"/>
+        <w:jc w:val="both"/>
+        <w:rPr>
+          <w:rFonts w:ascii="Cambria" w:hAnsi="Cambria"/>
+          <w:sz w:val="24"/>
+          <w:szCs w:val="24"/>
+        </w:rPr>
+      </w:pPr>
+      <w:r>
+        <w:rPr>
+          <w:rFonts w:ascii="Cambria" w:hAnsi="Cambria" w:cstheme="minorHAnsi"/>
           <w:b/>
           <w:sz w:val="24"/>
           <w:szCs w:val="24"/>
@@ -2843,7 +3106,7 @@
       <w:proofErr w:type="gramStart"/>
       <w:r>
         <w:rPr>
-          <w:rFonts w:asciiTheme="minorHAnsi" w:hAnsiTheme="minorHAnsi" w:cstheme="minorHAnsi"/>
+          <w:rFonts w:ascii="Cambria" w:hAnsi="Cambria" w:cstheme="minorHAnsi"/>
           <w:b/>
           <w:sz w:val="24"/>
           <w:szCs w:val="24"/>
@@ -2853,7 +3116,7 @@
       <w:proofErr w:type="spellEnd"/>
       <w:r>
         <w:rPr>
-          <w:rFonts w:asciiTheme="minorHAnsi" w:hAnsiTheme="minorHAnsi" w:cstheme="minorHAnsi"/>
+          <w:rFonts w:ascii="Cambria" w:hAnsi="Cambria" w:cstheme="minorHAnsi"/>
           <w:b/>
           <w:sz w:val="24"/>
           <w:szCs w:val="24"/>
@@ -2863,7 +3126,7 @@
       <w:proofErr w:type="gramEnd"/>
       <w:r>
         <w:rPr>
-          <w:rFonts w:asciiTheme="minorHAnsi" w:hAnsiTheme="minorHAnsi" w:cstheme="minorHAnsi"/>
+          <w:rFonts w:ascii="Cambria" w:hAnsi="Cambria" w:cstheme="minorHAnsi"/>
           <w:b/>
           <w:sz w:val="24"/>
           <w:szCs w:val="24"/>
@@ -2874,7 +3137,7 @@
       <w:proofErr w:type="gramStart"/>
       <w:r>
         <w:rPr>
-          <w:rFonts w:asciiTheme="minorHAnsi" w:hAnsiTheme="minorHAnsi" w:cstheme="minorHAnsi"/>
+          <w:rFonts w:ascii="Cambria" w:hAnsi="Cambria" w:cstheme="minorHAnsi"/>
           <w:b/>
           <w:sz w:val="24"/>
           <w:szCs w:val="24"/>
@@ -2884,7 +3147,7 @@
       <w:proofErr w:type="spellEnd"/>
       <w:r>
         <w:rPr>
-          <w:rFonts w:asciiTheme="minorHAnsi" w:hAnsiTheme="minorHAnsi" w:cstheme="minorHAnsi"/>
+          <w:rFonts w:ascii="Cambria" w:hAnsi="Cambria" w:cstheme="minorHAnsi"/>
           <w:b/>
           <w:sz w:val="24"/>
           <w:szCs w:val="24"/>
@@ -2894,7 +3157,7 @@
       <w:proofErr w:type="gramEnd"/>
       <w:r>
         <w:rPr>
-          <w:rFonts w:asciiTheme="minorHAnsi" w:hAnsiTheme="minorHAnsi" w:cstheme="minorHAnsi"/>
+          <w:rFonts w:ascii="Cambria" w:hAnsi="Cambria" w:cstheme="minorHAnsi"/>
           <w:b/>
           <w:sz w:val="24"/>
           <w:szCs w:val="24"/>
@@ -2905,7 +3168,7 @@
       <w:proofErr w:type="gramStart"/>
       <w:r>
         <w:rPr>
-          <w:rFonts w:asciiTheme="minorHAnsi" w:hAnsiTheme="minorHAnsi" w:cstheme="minorHAnsi"/>
+          <w:rFonts w:ascii="Cambria" w:hAnsi="Cambria" w:cstheme="minorHAnsi"/>
           <w:b/>
           <w:sz w:val="24"/>
           <w:szCs w:val="24"/>
@@ -2915,7 +3178,7 @@
       <w:proofErr w:type="spellEnd"/>
       <w:r>
         <w:rPr>
-          <w:rFonts w:asciiTheme="minorHAnsi" w:hAnsiTheme="minorHAnsi" w:cstheme="minorHAnsi"/>
+          <w:rFonts w:ascii="Cambria" w:hAnsi="Cambria" w:cstheme="minorHAnsi"/>
           <w:b/>
           <w:sz w:val="24"/>
           <w:szCs w:val="24"/>
@@ -2925,7 +3188,7 @@
       <w:proofErr w:type="gramEnd"/>
       <w:r>
         <w:rPr>
-          <w:rFonts w:asciiTheme="minorHAnsi" w:hAnsiTheme="minorHAnsi" w:cstheme="minorHAnsi"/>
+          <w:rFonts w:ascii="Cambria" w:hAnsi="Cambria" w:cstheme="minorHAnsi"/>
           <w:b/>
           <w:sz w:val="24"/>
           <w:szCs w:val="24"/>
@@ -2936,7 +3199,7 @@
       <w:proofErr w:type="gramStart"/>
       <w:r>
         <w:rPr>
-          <w:rFonts w:asciiTheme="minorHAnsi" w:hAnsiTheme="minorHAnsi" w:cstheme="minorHAnsi"/>
+          <w:rFonts w:ascii="Cambria" w:hAnsi="Cambria" w:cstheme="minorHAnsi"/>
           <w:b/>
           <w:sz w:val="24"/>
           <w:szCs w:val="24"/>
@@ -2946,7 +3209,7 @@
       <w:proofErr w:type="spellEnd"/>
       <w:r>
         <w:rPr>
-          <w:rFonts w:asciiTheme="minorHAnsi" w:hAnsiTheme="minorHAnsi" w:cstheme="minorHAnsi"/>
+          <w:rFonts w:ascii="Cambria" w:hAnsi="Cambria" w:cstheme="minorHAnsi"/>
           <w:b/>
           <w:sz w:val="24"/>
           <w:szCs w:val="24"/>
@@ -2956,7 +3219,7 @@
       <w:proofErr w:type="gramEnd"/>
       <w:r>
         <w:rPr>
-          <w:rFonts w:asciiTheme="minorHAnsi" w:hAnsiTheme="minorHAnsi" w:cstheme="minorHAnsi"/>
+          <w:rFonts w:ascii="Cambria" w:hAnsi="Cambria" w:cstheme="minorHAnsi"/>
           <w:b/>
           <w:sz w:val="24"/>
           <w:szCs w:val="24"/>
@@ -2966,7 +3229,7 @@
       <w:proofErr w:type="spellStart"/>
       <w:r>
         <w:rPr>
-          <w:rFonts w:asciiTheme="minorHAnsi" w:hAnsiTheme="minorHAnsi" w:cstheme="minorHAnsi"/>
+          <w:rFonts w:ascii="Cambria" w:hAnsi="Cambria" w:cstheme="minorHAnsi"/>
           <w:b/>
           <w:sz w:val="24"/>
           <w:szCs w:val="24"/>
@@ -2976,7 +3239,7 @@
       <w:proofErr w:type="spellEnd"/>
       <w:r>
         <w:rPr>
-          <w:rFonts w:asciiTheme="minorHAnsi" w:hAnsiTheme="minorHAnsi" w:cstheme="minorHAnsi"/>
+          <w:rFonts w:ascii="Cambria" w:hAnsi="Cambria" w:cstheme="minorHAnsi"/>
           <w:b/>
           <w:sz w:val="24"/>
           <w:szCs w:val="24"/>
@@ -2989,6 +3252,7 @@
         <w:pStyle w:val="Standard"/>
         <w:jc w:val="both"/>
         <w:rPr>
+          <w:rFonts w:ascii="Cambria" w:hAnsi="Cambria"/>
           <w:sz w:val="24"/>
           <w:szCs w:val="24"/>
         </w:rPr>
@@ -3000,113 +3264,115 @@
         <w:spacing w:before="240"/>
         <w:jc w:val="both"/>
         <w:rPr>
-          <w:sz w:val="24"/>
-          <w:szCs w:val="24"/>
-        </w:rPr>
-      </w:pPr>
-      <w:r>
-        <w:rPr>
-          <w:sz w:val="24"/>
-          <w:szCs w:val="24"/>
-        </w:rPr>
-        <w:t xml:space="preserve">Signed and delivered by the within named Mortgagee ICICI Home Finance Ltd. through its authorized representative </w:t>
-      </w:r>
-      <w:r>
-        <w:rPr>
-          <w:b/>
-          <w:sz w:val="24"/>
-          <w:szCs w:val="24"/>
-        </w:rPr>
-        <w:t>{{</w:t>
+          <w:rFonts w:ascii="Cambria" w:hAnsi="Cambria"/>
+          <w:sz w:val="24"/>
+          <w:szCs w:val="24"/>
+        </w:rPr>
+      </w:pPr>
+      <w:r>
+        <w:rPr>
+          <w:rFonts w:ascii="Cambria" w:hAnsi="Cambria"/>
+          <w:sz w:val="24"/>
+          <w:szCs w:val="24"/>
+        </w:rPr>
+        <w:t xml:space="preserve">Signed and delivered by the within named Mortgagee ICICI Home Finance Ltd. through its authorized representative {{bsign.s}} {{bsign.n}} {{bsign.r}} {{bsign.rn}} </w:t>
+      </w:r>
+      <w:r>
+        <w:rPr>
+          <w:rFonts w:ascii="Cambria" w:hAnsi="Cambria"/>
+          <w:b/>
+          <w:sz w:val="24"/>
+          <w:szCs w:val="24"/>
+        </w:rPr>
       </w:r>
       <w:proofErr w:type="spellStart"/>
       <w:proofErr w:type="gramStart"/>
       <w:r>
         <w:rPr>
-          <w:b/>
-          <w:sz w:val="24"/>
-          <w:szCs w:val="24"/>
-        </w:rPr>
-        <w:t>bs</w:t>
+          <w:rFonts w:ascii="Cambria" w:hAnsi="Cambria"/>
+          <w:b/>
+          <w:sz w:val="24"/>
+          <w:szCs w:val="24"/>
+        </w:rPr>
       </w:r>
       <w:proofErr w:type="spellEnd"/>
       <w:r>
         <w:rPr>
-          <w:b/>
-          <w:sz w:val="24"/>
-          <w:szCs w:val="24"/>
-        </w:rPr>
-        <w:t>[</w:t>
+          <w:rFonts w:ascii="Cambria" w:hAnsi="Cambria"/>
+          <w:b/>
+          <w:sz w:val="24"/>
+          <w:szCs w:val="24"/>
+        </w:rPr>
       </w:r>
       <w:proofErr w:type="gramEnd"/>
       <w:r>
         <w:rPr>
-          <w:b/>
-          <w:sz w:val="24"/>
-          <w:szCs w:val="24"/>
-        </w:rPr>
-        <w:t>0].s}} {{</w:t>
+          <w:rFonts w:ascii="Cambria" w:hAnsi="Cambria"/>
+          <w:b/>
+          <w:sz w:val="24"/>
+          <w:szCs w:val="24"/>
+        </w:rPr>
       </w:r>
       <w:proofErr w:type="spellStart"/>
       <w:r>
         <w:rPr>
-          <w:b/>
-          <w:sz w:val="24"/>
-          <w:szCs w:val="24"/>
-        </w:rPr>
-        <w:t>bsign.n</w:t>
+          <w:rFonts w:ascii="Cambria" w:hAnsi="Cambria"/>
+          <w:b/>
+          <w:sz w:val="24"/>
+          <w:szCs w:val="24"/>
+        </w:rPr>
       </w:r>
       <w:proofErr w:type="spellEnd"/>
       <w:r>
         <w:rPr>
-          <w:b/>
-          <w:sz w:val="24"/>
-          <w:szCs w:val="24"/>
-        </w:rPr>
-        <w:t>}} {{</w:t>
+          <w:rFonts w:ascii="Cambria" w:hAnsi="Cambria"/>
+          <w:b/>
+          <w:sz w:val="24"/>
+          <w:szCs w:val="24"/>
+        </w:rPr>
       </w:r>
       <w:proofErr w:type="spellStart"/>
       <w:r>
         <w:rPr>
-          <w:b/>
-          <w:sz w:val="24"/>
-          <w:szCs w:val="24"/>
-        </w:rPr>
-        <w:t>bs</w:t>
+          <w:rFonts w:ascii="Cambria" w:hAnsi="Cambria"/>
+          <w:b/>
+          <w:sz w:val="24"/>
+          <w:szCs w:val="24"/>
+        </w:rPr>
       </w:r>
       <w:proofErr w:type="spellEnd"/>
       <w:r>
         <w:rPr>
-          <w:b/>
-          <w:sz w:val="24"/>
-          <w:szCs w:val="24"/>
-        </w:rPr>
-        <w:t>[0].r}} {{</w:t>
+          <w:rFonts w:ascii="Cambria" w:hAnsi="Cambria"/>
+          <w:b/>
+          <w:sz w:val="24"/>
+          <w:szCs w:val="24"/>
+        </w:rPr>
       </w:r>
       <w:proofErr w:type="spellStart"/>
       <w:r>
         <w:rPr>
-          <w:b/>
-          <w:sz w:val="24"/>
-          <w:szCs w:val="24"/>
-        </w:rPr>
-        <w:t>bsign.rn</w:t>
+          <w:rFonts w:ascii="Cambria" w:hAnsi="Cambria"/>
+          <w:b/>
+          <w:sz w:val="24"/>
+          <w:szCs w:val="24"/>
+        </w:rPr>
       </w:r>
       <w:proofErr w:type="spellEnd"/>
       <w:r>
         <w:rPr>
-          <w:b/>
-          <w:sz w:val="24"/>
-          <w:szCs w:val="24"/>
-        </w:rPr>
-        <w:t>}}</w:t>
-      </w:r>
-      <w:r>
-        <w:rPr>
-          <w:sz w:val="24"/>
-          <w:szCs w:val="24"/>
-        </w:rPr>
-        <w:t xml:space="preserve"> </w:t>
+          <w:rFonts w:ascii="Cambria" w:hAnsi="Cambria"/>
+          <w:b/>
+          <w:sz w:val="24"/>
+          <w:szCs w:val="24"/>
+        </w:rPr>
+      </w:r>
+      <w:r>
+        <w:rPr>
+          <w:rFonts w:ascii="Cambria" w:hAnsi="Cambria"/>
+          <w:sz w:val="24"/>
+          <w:szCs w:val="24"/>
+        </w:rPr>
       </w:r>
     </w:p>
     <w:p>
@@ -3115,22 +3381,25 @@
         <w:spacing w:before="240"/>
         <w:jc w:val="both"/>
         <w:rPr>
-          <w:sz w:val="24"/>
-          <w:szCs w:val="24"/>
-        </w:rPr>
-      </w:pPr>
-    </w:p>
-    <w:p>
-      <w:pPr>
-        <w:pStyle w:val="Standard"/>
-        <w:jc w:val="both"/>
-        <w:rPr>
-          <w:sz w:val="24"/>
-          <w:szCs w:val="24"/>
-        </w:rPr>
-      </w:pPr>
-      <w:r>
-        <w:rPr>
+          <w:rFonts w:ascii="Cambria" w:hAnsi="Cambria"/>
+          <w:sz w:val="24"/>
+          <w:szCs w:val="24"/>
+        </w:rPr>
+      </w:pPr>
+    </w:p>
+    <w:p>
+      <w:pPr>
+        <w:pStyle w:val="Standard"/>
+        <w:jc w:val="both"/>
+        <w:rPr>
+          <w:rFonts w:ascii="Cambria" w:hAnsi="Cambria"/>
+          <w:sz w:val="24"/>
+          <w:szCs w:val="24"/>
+        </w:rPr>
+      </w:pPr>
+      <w:r>
+        <w:rPr>
+          <w:rFonts w:ascii="Cambria" w:hAnsi="Cambria"/>
           <w:sz w:val="24"/>
           <w:szCs w:val="24"/>
         </w:rPr>
@@ -3142,6 +3411,7 @@
         <w:pStyle w:val="Standard"/>
         <w:jc w:val="both"/>
         <w:rPr>
+          <w:rFonts w:ascii="Cambria" w:hAnsi="Cambria"/>
           <w:sz w:val="24"/>
           <w:szCs w:val="24"/>
         </w:rPr>
@@ -3158,124 +3428,126 @@
         <w:ind w:hanging="720"/>
         <w:jc w:val="both"/>
         <w:rPr>
-          <w:sz w:val="24"/>
-          <w:szCs w:val="24"/>
-        </w:rPr>
-      </w:pPr>
-      <w:r>
-        <w:rPr>
-          <w:sz w:val="24"/>
-          <w:szCs w:val="24"/>
-        </w:rPr>
-        <w:t>{{</w:t>
+          <w:rFonts w:ascii="Cambria" w:hAnsi="Cambria"/>
+          <w:sz w:val="24"/>
+          <w:szCs w:val="24"/>
+        </w:rPr>
+      </w:pPr>
+      <w:r>
+        <w:rPr>
+          <w:rFonts w:ascii="Cambria" w:hAnsi="Cambria"/>
+          <w:sz w:val="24"/>
+          <w:szCs w:val="24"/>
+        </w:rPr>
+        <w:t>{{ws[0].s}} {{ws[0].n}} {{ws[0].r}} {{ws[0].rn}}</w:t>
       </w:r>
       <w:proofErr w:type="spellStart"/>
       <w:r>
         <w:rPr>
-          <w:sz w:val="24"/>
-          <w:szCs w:val="24"/>
-        </w:rPr>
-        <w:t>bs</w:t>
+          <w:rFonts w:ascii="Cambria" w:hAnsi="Cambria"/>
+          <w:sz w:val="24"/>
+          <w:szCs w:val="24"/>
+        </w:rPr>
       </w:r>
       <w:proofErr w:type="spellEnd"/>
       <w:r>
         <w:rPr>
-          <w:sz w:val="24"/>
-          <w:szCs w:val="24"/>
-        </w:rPr>
-        <w:t xml:space="preserve">[0].s}} </w:t>
-      </w:r>
-      <w:r>
-        <w:rPr>
-          <w:sz w:val="24"/>
-          <w:szCs w:val="24"/>
-        </w:rPr>
-        <w:t>{{</w:t>
+          <w:rFonts w:ascii="Cambria" w:hAnsi="Cambria"/>
+          <w:sz w:val="24"/>
+          <w:szCs w:val="24"/>
+        </w:rPr>
+      </w:r>
+      <w:r>
+        <w:rPr>
+          <w:rFonts w:ascii="Cambria" w:hAnsi="Cambria"/>
+          <w:sz w:val="24"/>
+          <w:szCs w:val="24"/>
+        </w:rPr>
       </w:r>
       <w:proofErr w:type="spellStart"/>
       <w:r>
         <w:rPr>
-          <w:sz w:val="24"/>
-          <w:szCs w:val="24"/>
-        </w:rPr>
-        <w:t>ws</w:t>
+          <w:rFonts w:ascii="Cambria" w:hAnsi="Cambria"/>
+          <w:sz w:val="24"/>
+          <w:szCs w:val="24"/>
+        </w:rPr>
       </w:r>
       <w:proofErr w:type="spellEnd"/>
       <w:r>
         <w:rPr>
-          <w:sz w:val="24"/>
-          <w:szCs w:val="24"/>
-        </w:rPr>
-        <w:t>[0].n}}</w:t>
-      </w:r>
-      <w:r>
-        <w:rPr>
-          <w:sz w:val="24"/>
-          <w:szCs w:val="24"/>
-        </w:rPr>
-        <w:t xml:space="preserve"> </w:t>
-      </w:r>
-      <w:r>
-        <w:rPr>
-          <w:sz w:val="24"/>
-          <w:szCs w:val="24"/>
-        </w:rPr>
-        <w:t>{{</w:t>
+          <w:rFonts w:ascii="Cambria" w:hAnsi="Cambria"/>
+          <w:sz w:val="24"/>
+          <w:szCs w:val="24"/>
+        </w:rPr>
+      </w:r>
+      <w:r>
+        <w:rPr>
+          <w:rFonts w:ascii="Cambria" w:hAnsi="Cambria"/>
+          <w:sz w:val="24"/>
+          <w:szCs w:val="24"/>
+        </w:rPr>
+      </w:r>
+      <w:r>
+        <w:rPr>
+          <w:rFonts w:ascii="Cambria" w:hAnsi="Cambria"/>
+          <w:sz w:val="24"/>
+          <w:szCs w:val="24"/>
+        </w:rPr>
       </w:r>
       <w:proofErr w:type="spellStart"/>
       <w:r>
         <w:rPr>
-          <w:sz w:val="24"/>
-          <w:szCs w:val="24"/>
-        </w:rPr>
-        <w:t>bs</w:t>
+          <w:rFonts w:ascii="Cambria" w:hAnsi="Cambria"/>
+          <w:sz w:val="24"/>
+          <w:szCs w:val="24"/>
+        </w:rPr>
       </w:r>
       <w:proofErr w:type="spellEnd"/>
       <w:r>
         <w:rPr>
-          <w:sz w:val="24"/>
-          <w:szCs w:val="24"/>
-        </w:rPr>
-        <w:t xml:space="preserve">[0].r}} </w:t>
-      </w:r>
-      <w:r>
-        <w:rPr>
-          <w:sz w:val="24"/>
-          <w:szCs w:val="24"/>
-        </w:rPr>
-        <w:t>{{</w:t>
+          <w:rFonts w:ascii="Cambria" w:hAnsi="Cambria"/>
+          <w:sz w:val="24"/>
+          <w:szCs w:val="24"/>
+        </w:rPr>
+      </w:r>
+      <w:r>
+        <w:rPr>
+          <w:rFonts w:ascii="Cambria" w:hAnsi="Cambria"/>
+          <w:sz w:val="24"/>
+          <w:szCs w:val="24"/>
+        </w:rPr>
       </w:r>
       <w:proofErr w:type="spellStart"/>
       <w:r>
         <w:rPr>
-          <w:sz w:val="24"/>
-          <w:szCs w:val="24"/>
-        </w:rPr>
-        <w:t>ws</w:t>
+          <w:rFonts w:ascii="Cambria" w:hAnsi="Cambria"/>
+          <w:sz w:val="24"/>
+          <w:szCs w:val="24"/>
+        </w:rPr>
       </w:r>
       <w:proofErr w:type="spellEnd"/>
       <w:r>
         <w:rPr>
-          <w:sz w:val="24"/>
-          <w:szCs w:val="24"/>
-        </w:rPr>
-        <w:t>[0].</w:t>
+          <w:rFonts w:ascii="Cambria" w:hAnsi="Cambria"/>
+          <w:sz w:val="24"/>
+          <w:szCs w:val="24"/>
+        </w:rPr>
       </w:r>
       <w:proofErr w:type="spellStart"/>
       <w:r>
         <w:rPr>
-          <w:sz w:val="24"/>
-          <w:szCs w:val="24"/>
-        </w:rPr>
-        <w:t>rn</w:t>
+          <w:rFonts w:ascii="Cambria" w:hAnsi="Cambria"/>
+          <w:sz w:val="24"/>
+          <w:szCs w:val="24"/>
+        </w:rPr>
       </w:r>
       <w:proofErr w:type="spellEnd"/>
       <w:r>
         <w:rPr>
-          <w:sz w:val="24"/>
-          <w:szCs w:val="24"/>
-        </w:rPr>
-        <w:t>}}</w:t>
+          <w:rFonts w:ascii="Cambria" w:hAnsi="Cambria"/>
+          <w:sz w:val="24"/>
+          <w:szCs w:val="24"/>
+        </w:rPr>
       </w:r>
     </w:p>
     <w:p>
@@ -3285,12 +3557,14 @@
         <w:ind w:left="720"/>
         <w:jc w:val="both"/>
         <w:rPr>
-          <w:sz w:val="24"/>
-          <w:szCs w:val="24"/>
-        </w:rPr>
-      </w:pPr>
-      <w:r>
-        <w:rPr>
+          <w:rFonts w:ascii="Cambria" w:hAnsi="Cambria"/>
+          <w:sz w:val="24"/>
+          <w:szCs w:val="24"/>
+        </w:rPr>
+      </w:pPr>
+      <w:r>
+        <w:rPr>
+          <w:rFonts w:ascii="Cambria" w:hAnsi="Cambria"/>
           <w:sz w:val="24"/>
           <w:szCs w:val="24"/>
         </w:rPr>
@@ -3298,6 +3572,7 @@
       </w:r>
       <w:r>
         <w:rPr>
+          <w:rFonts w:ascii="Cambria" w:hAnsi="Cambria"/>
           <w:sz w:val="24"/>
           <w:szCs w:val="24"/>
         </w:rPr>
@@ -3307,6 +3582,7 @@
       <w:proofErr w:type="gramStart"/>
       <w:r>
         <w:rPr>
+          <w:rFonts w:ascii="Cambria" w:hAnsi="Cambria"/>
           <w:sz w:val="24"/>
           <w:szCs w:val="24"/>
         </w:rPr>
@@ -3315,6 +3591,7 @@
       <w:proofErr w:type="spellEnd"/>
       <w:r>
         <w:rPr>
+          <w:rFonts w:ascii="Cambria" w:hAnsi="Cambria"/>
           <w:sz w:val="24"/>
           <w:szCs w:val="24"/>
         </w:rPr>
@@ -3323,6 +3600,7 @@
       <w:proofErr w:type="gramEnd"/>
       <w:r>
         <w:rPr>
+          <w:rFonts w:ascii="Cambria" w:hAnsi="Cambria"/>
           <w:sz w:val="24"/>
           <w:szCs w:val="24"/>
         </w:rPr>
@@ -3331,6 +3609,7 @@
       <w:proofErr w:type="spellStart"/>
       <w:r>
         <w:rPr>
+          <w:rFonts w:ascii="Cambria" w:hAnsi="Cambria"/>
           <w:sz w:val="24"/>
           <w:szCs w:val="24"/>
         </w:rPr>
@@ -3339,6 +3618,7 @@
       <w:proofErr w:type="spellEnd"/>
       <w:r>
         <w:rPr>
+          <w:rFonts w:ascii="Cambria" w:hAnsi="Cambria"/>
           <w:sz w:val="24"/>
           <w:szCs w:val="24"/>
         </w:rPr>
@@ -3352,6 +3632,7 @@
         <w:ind w:left="720"/>
         <w:jc w:val="both"/>
         <w:rPr>
+          <w:rFonts w:ascii="Cambria" w:hAnsi="Cambria"/>
           <w:sz w:val="24"/>
           <w:szCs w:val="24"/>
         </w:rPr>
@@ -3364,6 +3645,7 @@
         <w:ind w:hanging="720"/>
         <w:jc w:val="both"/>
         <w:rPr>
+          <w:rFonts w:ascii="Cambria" w:hAnsi="Cambria"/>
           <w:sz w:val="24"/>
           <w:szCs w:val="24"/>
         </w:rPr>
@@ -3375,67 +3657,15 @@
         <w:spacing w:after="0"/>
         <w:jc w:val="both"/>
         <w:rPr>
-          <w:sz w:val="24"/>
-          <w:szCs w:val="24"/>
-        </w:rPr>
-      </w:pPr>
-      <w:r>
-        <w:rPr>
-          <w:sz w:val="24"/>
-          <w:szCs w:val="24"/>
-        </w:rPr>
+          <w:rFonts w:ascii="Cambria" w:hAnsi="Cambria"/>
+          <w:sz w:val="24"/>
+          <w:szCs w:val="24"/>
+        </w:rPr>
+      </w:pPr>
+      <w:r>
         <w:t>2.</w:t>
-      </w:r>
-      <w:r>
-        <w:rPr>
-          <w:sz w:val="24"/>
-          <w:szCs w:val="24"/>
-        </w:rPr>
         <w:tab/>
-      </w:r>
-      <w:r>
-        <w:rPr>
-          <w:sz w:val="24"/>
-          <w:szCs w:val="24"/>
-        </w:rPr>
-        <w:t>{{</w:t>
-      </w:r>
-      <w:proofErr w:type="gramStart"/>
-      <w:r>
-        <w:rPr>
-          <w:sz w:val="24"/>
-          <w:szCs w:val="24"/>
-        </w:rPr>
-        <w:t>bs[</w:t>
-      </w:r>
-      <w:proofErr w:type="gramEnd"/>
-      <w:r>
-        <w:rPr>
-          <w:sz w:val="24"/>
-          <w:szCs w:val="24"/>
-        </w:rPr>
-        <w:t xml:space="preserve">0].s}} </w:t>
-      </w:r>
-      <w:r>
-        <w:rPr>
-          <w:sz w:val="24"/>
-          <w:szCs w:val="24"/>
-        </w:rPr>
-        <w:t>{{ws[1].n}}</w:t>
-      </w:r>
-      <w:r>
-        <w:rPr>
-          <w:sz w:val="24"/>
-          <w:szCs w:val="24"/>
-        </w:rPr>
-        <w:t xml:space="preserve"> {{bs[0].r}} </w:t>
-      </w:r>
-      <w:r>
-        <w:rPr>
-          <w:sz w:val="24"/>
-          <w:szCs w:val="24"/>
-        </w:rPr>
-        <w:t>{{ws[1].rn}}</w:t>
+        <w:t>{{ws[1].s}} {{ws[1].n}} {{ws[1].r}} {{ws[1].rn}}</w:t>
       </w:r>
     </w:p>
     <w:p>
@@ -3445,12 +3675,14 @@
         <w:ind w:left="720"/>
         <w:jc w:val="both"/>
         <w:rPr>
-          <w:sz w:val="24"/>
-          <w:szCs w:val="24"/>
-        </w:rPr>
-      </w:pPr>
-      <w:r>
-        <w:rPr>
+          <w:rFonts w:ascii="Cambria" w:hAnsi="Cambria"/>
+          <w:sz w:val="24"/>
+          <w:szCs w:val="24"/>
+        </w:rPr>
+      </w:pPr>
+      <w:r>
+        <w:rPr>
+          <w:rFonts w:ascii="Cambria" w:hAnsi="Cambria"/>
           <w:sz w:val="24"/>
           <w:szCs w:val="24"/>
         </w:rPr>
@@ -3458,6 +3690,7 @@
       </w:r>
       <w:r>
         <w:rPr>
+          <w:rFonts w:ascii="Cambria" w:hAnsi="Cambria"/>
           <w:sz w:val="24"/>
           <w:szCs w:val="24"/>
         </w:rPr>
@@ -3467,6 +3700,7 @@
       <w:proofErr w:type="gramStart"/>
       <w:r>
         <w:rPr>
+          <w:rFonts w:ascii="Cambria" w:hAnsi="Cambria"/>
           <w:sz w:val="24"/>
           <w:szCs w:val="24"/>
         </w:rPr>
@@ -3475,6 +3709,7 @@
       <w:proofErr w:type="spellEnd"/>
       <w:r>
         <w:rPr>
+          <w:rFonts w:ascii="Cambria" w:hAnsi="Cambria"/>
           <w:sz w:val="24"/>
           <w:szCs w:val="24"/>
         </w:rPr>
@@ -3483,21 +3718,16 @@
       <w:proofErr w:type="gramEnd"/>
       <w:r>
         <w:rPr>
-          <w:sz w:val="24"/>
-          <w:szCs w:val="24"/>
-        </w:rPr>
-        <w:t>1</w:t>
-      </w:r>
-      <w:r>
-        <w:rPr>
-          <w:sz w:val="24"/>
-          <w:szCs w:val="24"/>
-        </w:rPr>
-        <w:t>].</w:t>
+          <w:rFonts w:ascii="Cambria" w:hAnsi="Cambria"/>
+          <w:sz w:val="24"/>
+          <w:szCs w:val="24"/>
+        </w:rPr>
+        <w:t>1].</w:t>
       </w:r>
       <w:proofErr w:type="spellStart"/>
       <w:r>
         <w:rPr>
+          <w:rFonts w:ascii="Cambria" w:hAnsi="Cambria"/>
           <w:sz w:val="24"/>
           <w:szCs w:val="24"/>
         </w:rPr>
@@ -3506,6 +3736,7 @@
       <w:proofErr w:type="spellEnd"/>
       <w:r>
         <w:rPr>
+          <w:rFonts w:ascii="Cambria" w:hAnsi="Cambria"/>
           <w:sz w:val="24"/>
           <w:szCs w:val="24"/>
         </w:rPr>
@@ -3518,6 +3749,7 @@
         <w:spacing w:after="0"/>
         <w:jc w:val="both"/>
         <w:rPr>
+          <w:rFonts w:ascii="Cambria" w:hAnsi="Cambria"/>
           <w:sz w:val="24"/>
           <w:szCs w:val="24"/>
         </w:rPr>
@@ -3534,16 +3766,17 @@
         </w:pBdr>
         <w:ind w:left="6237"/>
         <w:rPr>
-          <w:rFonts w:asciiTheme="majorHAnsi" w:eastAsia="DevLys 010" w:hAnsiTheme="majorHAnsi" w:cstheme="majorHAnsi"/>
+          <w:rFonts w:ascii="Cambria" w:eastAsia="DevLys 010" w:hAnsi="Cambria" w:cstheme="majorHAnsi"/>
           <w:color w:val="000000"/>
           <w:sz w:val="20"/>
           <w:szCs w:val="20"/>
           <w:u w:val="single"/>
         </w:rPr>
       </w:pPr>
-      <w:r>
-        <w:rPr>
-          <w:rFonts w:asciiTheme="majorHAnsi" w:eastAsia="DevLys 010" w:hAnsiTheme="majorHAnsi" w:cstheme="majorHAnsi"/>
+      <w:bookmarkStart w:id="0" w:name="_GoBack"/>
+      <w:r>
+        <w:rPr>
+          <w:rFonts w:ascii="Cambria" w:eastAsia="DevLys 010" w:hAnsi="Cambria" w:cstheme="majorHAnsi"/>
           <w:color w:val="000000"/>
           <w:sz w:val="20"/>
           <w:szCs w:val="20"/>
@@ -3554,7 +3787,7 @@
       <w:proofErr w:type="spellStart"/>
       <w:r>
         <w:rPr>
-          <w:rFonts w:asciiTheme="majorHAnsi" w:eastAsia="DevLys 010" w:hAnsiTheme="majorHAnsi" w:cstheme="majorHAnsi"/>
+          <w:rFonts w:ascii="Cambria" w:eastAsia="DevLys 010" w:hAnsi="Cambria" w:cstheme="majorHAnsi"/>
           <w:color w:val="000000"/>
           <w:sz w:val="20"/>
           <w:szCs w:val="20"/>
@@ -3565,7 +3798,7 @@
       <w:proofErr w:type="spellEnd"/>
       <w:r>
         <w:rPr>
-          <w:rFonts w:asciiTheme="majorHAnsi" w:eastAsia="DevLys 010" w:hAnsiTheme="majorHAnsi" w:cstheme="majorHAnsi"/>
+          <w:rFonts w:ascii="Cambria" w:eastAsia="DevLys 010" w:hAnsi="Cambria" w:cstheme="majorHAnsi"/>
           <w:color w:val="000000"/>
           <w:sz w:val="20"/>
           <w:szCs w:val="20"/>
@@ -3575,7 +3808,7 @@
       </w:r>
       <w:r>
         <w:rPr>
-          <w:rFonts w:asciiTheme="majorHAnsi" w:eastAsia="DevLys 010" w:hAnsiTheme="majorHAnsi" w:cstheme="majorHAnsi"/>
+          <w:rFonts w:ascii="Cambria" w:eastAsia="DevLys 010" w:hAnsi="Cambria" w:cstheme="majorHAnsi"/>
           <w:color w:val="000000"/>
           <w:sz w:val="20"/>
           <w:szCs w:val="20"/>
@@ -3585,7 +3818,7 @@
       </w:r>
       <w:r>
         <w:rPr>
-          <w:rFonts w:asciiTheme="majorHAnsi" w:eastAsia="DevLys 010" w:hAnsiTheme="majorHAnsi" w:cstheme="majorHAnsi"/>
+          <w:rFonts w:ascii="Cambria" w:eastAsia="DevLys 010" w:hAnsi="Cambria" w:cstheme="majorHAnsi"/>
           <w:color w:val="000000"/>
           <w:sz w:val="20"/>
           <w:szCs w:val="20"/>
@@ -3605,7 +3838,7 @@
         </w:pBdr>
         <w:ind w:left="6237"/>
         <w:rPr>
-          <w:rFonts w:asciiTheme="majorHAnsi" w:eastAsia="DevLys 010" w:hAnsiTheme="majorHAnsi" w:cstheme="majorHAnsi"/>
+          <w:rFonts w:ascii="Cambria" w:eastAsia="DevLys 010" w:hAnsi="Cambria" w:cstheme="majorHAnsi"/>
           <w:color w:val="000000"/>
           <w:sz w:val="20"/>
           <w:szCs w:val="20"/>
@@ -3614,7 +3847,7 @@
       </w:pPr>
       <w:r>
         <w:rPr>
-          <w:rFonts w:asciiTheme="majorHAnsi" w:eastAsia="DevLys 010" w:hAnsiTheme="majorHAnsi" w:cstheme="majorHAnsi"/>
+          <w:rFonts w:ascii="Cambria" w:eastAsia="DevLys 010" w:hAnsi="Cambria" w:cstheme="majorHAnsi"/>
           <w:color w:val="000000"/>
           <w:sz w:val="20"/>
           <w:szCs w:val="20"/>
@@ -3625,7 +3858,7 @@
       <w:proofErr w:type="spellStart"/>
       <w:r>
         <w:rPr>
-          <w:rFonts w:asciiTheme="majorHAnsi" w:eastAsia="DevLys 010" w:hAnsiTheme="majorHAnsi" w:cstheme="majorHAnsi"/>
+          <w:rFonts w:ascii="Cambria" w:eastAsia="DevLys 010" w:hAnsi="Cambria" w:cstheme="majorHAnsi"/>
           <w:color w:val="000000"/>
           <w:sz w:val="20"/>
           <w:szCs w:val="20"/>
@@ -3636,7 +3869,7 @@
       <w:proofErr w:type="spellEnd"/>
       <w:r>
         <w:rPr>
-          <w:rFonts w:asciiTheme="majorHAnsi" w:eastAsia="DevLys 010" w:hAnsiTheme="majorHAnsi" w:cstheme="majorHAnsi"/>
+          <w:rFonts w:ascii="Cambria" w:eastAsia="DevLys 010" w:hAnsi="Cambria" w:cstheme="majorHAnsi"/>
           <w:color w:val="000000"/>
           <w:sz w:val="20"/>
           <w:szCs w:val="20"/>
@@ -3656,14 +3889,14 @@
         </w:pBdr>
         <w:ind w:left="6237"/>
         <w:rPr>
-          <w:rFonts w:asciiTheme="majorHAnsi" w:hAnsiTheme="majorHAnsi" w:cstheme="majorHAnsi"/>
+          <w:rFonts w:ascii="Cambria" w:hAnsi="Cambria" w:cstheme="majorHAnsi"/>
           <w:sz w:val="20"/>
           <w:szCs w:val="20"/>
         </w:rPr>
       </w:pPr>
       <w:r>
         <w:rPr>
-          <w:rFonts w:asciiTheme="majorHAnsi" w:eastAsia="DevLys 010" w:hAnsiTheme="majorHAnsi" w:cstheme="majorHAnsi"/>
+          <w:rFonts w:ascii="Cambria" w:eastAsia="DevLys 010" w:hAnsi="Cambria" w:cstheme="majorHAnsi"/>
           <w:color w:val="000000"/>
           <w:sz w:val="20"/>
           <w:szCs w:val="20"/>
@@ -3673,7 +3906,7 @@
       </w:r>
       <w:r>
         <w:rPr>
-          <w:rFonts w:asciiTheme="majorHAnsi" w:eastAsia="DevLys 010" w:hAnsiTheme="majorHAnsi" w:cstheme="majorHAnsi"/>
+          <w:rFonts w:ascii="Cambria" w:eastAsia="DevLys 010" w:hAnsi="Cambria" w:cstheme="majorHAnsi"/>
           <w:color w:val="000000"/>
           <w:sz w:val="20"/>
           <w:szCs w:val="20"/>
@@ -3683,7 +3916,7 @@
       </w:r>
       <w:r>
         <w:rPr>
-          <w:rFonts w:asciiTheme="majorHAnsi" w:eastAsia="DevLys 010" w:hAnsiTheme="majorHAnsi" w:cstheme="majorHAnsi"/>
+          <w:rFonts w:ascii="Cambria" w:eastAsia="DevLys 010" w:hAnsi="Cambria" w:cstheme="majorHAnsi"/>
           <w:color w:val="000000"/>
           <w:sz w:val="20"/>
           <w:szCs w:val="20"/>
@@ -3691,6 +3924,7 @@
         </w:rPr>
         <w:t xml:space="preserve">     </w:t>
       </w:r>
+      <w:bookmarkEnd w:id="0"/>
     </w:p>
     <w:sectPr>
       <w:headerReference w:type="even" r:id="rId7"/>
@@ -3772,7 +4006,7 @@
           <w:rPr>
             <w:noProof/>
           </w:rPr>
-          <w:t>5</w:t>
+          <w:t>2</w:t>
         </w:r>
         <w:r>
           <w:rPr>
